--- a/项目规划文档.docx
+++ b/项目规划文档.docx
@@ -2,6 +2,205 @@
 <file path=word/document.xml><?xml version="1.0" encoding="utf-8"?>
 <w:document xmlns:wpc="http://schemas.microsoft.com/office/word/2010/wordprocessingCanvas" xmlns:cx="http://schemas.microsoft.com/office/drawing/2014/chartex" xmlns:cx1="http://schemas.microsoft.com/office/drawing/2015/9/8/chartex" xmlns:cx2="http://schemas.microsoft.com/office/drawing/2015/10/21/chartex" xmlns:cx3="http://schemas.microsoft.com/office/drawing/2016/5/9/chartex" xmlns:cx4="http://schemas.microsoft.com/office/drawing/2016/5/10/chartex" xmlns:cx5="http://schemas.microsoft.com/office/drawing/2016/5/11/chartex" xmlns:cx6="http://schemas.microsoft.com/office/drawing/2016/5/12/chartex" xmlns:cx7="http://schemas.microsoft.com/office/drawing/2016/5/13/chartex" xmlns:cx8="http://schemas.microsoft.com/office/drawing/2016/5/14/chartex" xmlns:mc="http://schemas.openxmlformats.org/markup-compatibility/2006" xmlns:aink="http://schemas.microsoft.com/office/drawing/2016/ink" xmlns:am3d="http://schemas.microsoft.com/office/drawing/2017/model3d" xmlns:o="urn:schemas-microsoft-com:office:office" xmlns:oel="http://schemas.microsoft.com/office/2019/extlst" xmlns:r="http://schemas.openxmlformats.org/officeDocument/2006/relationships" xmlns:m="http://schemas.openxmlformats.org/officeDocument/2006/math" xmlns:v="urn:schemas-microsoft-com:vml" xmlns:wp14="http://schemas.microsoft.com/office/word/2010/wordprocessingDrawing" xmlns:wp="http://schemas.openxmlformats.org/drawingml/2006/wordprocessingDrawing" xmlns:w10="urn:schemas-microsoft-com:office:word" xmlns:w="http://schemas.openxmlformats.org/wordprocessingml/2006/main" xmlns:w14="http://schemas.microsoft.com/office/word/2010/wordml" xmlns:w15="http://schemas.microsoft.com/office/word/2012/wordml" xmlns:w16cex="http://schemas.microsoft.com/office/word/2018/wordml/cex" xmlns:w16cid="http://schemas.microsoft.com/office/word/2016/wordml/cid" xmlns:w16="http://schemas.microsoft.com/office/word/2018/wordml" xmlns:w16du="http://schemas.microsoft.com/office/word/2023/wordml/word16du" xmlns:w16sdtdh="http://schemas.microsoft.com/office/word/2020/wordml/sdtdatahash" xmlns:w16sdtfl="http://schemas.microsoft.com/office/word/2024/wordml/sdtformatlock" xmlns:w16se="http://schemas.microsoft.com/office/word/2015/wordml/symex" xmlns:wpg="http://schemas.microsoft.com/office/word/2010/wordprocessingGroup" xmlns:wpi="http://schemas.microsoft.com/office/word/2010/wordprocessingInk" xmlns:wne="http://schemas.microsoft.com/office/word/2006/wordml" xmlns:wps="http://schemas.microsoft.com/office/word/2010/wordprocessingShape" mc:Ignorable="w14 w15 w16se w16cid w16 w16cex w16sdtdh w16sdtfl w16du wp14">
   <w:body>
+    <w:p/>
+    <w:p>
+      <w:r>
+        <w:rPr>
+          <w:b w:val="0"/>
+        </w:rPr>
+        <w:t>【C0-C2 完成明细】（基于2026-05-07代码审计）</w:t>
+      </w:r>
+    </w:p>
+    <w:p/>
+    <w:p>
+      <w:r>
+        <w:rPr>
+          <w:b w:val="0"/>
+        </w:rPr>
+        <w:t>C0 - 基础设施 (C0_v1):</w:t>
+      </w:r>
+    </w:p>
+    <w:p>
+      <w:r>
+        <w:rPr>
+          <w:b w:val="0"/>
+        </w:rPr>
+        <w:t xml:space="preserve">  game_state.gd — 单例autoload, get_data/set_data/register/clear/save_game/load_game</w:t>
+      </w:r>
+    </w:p>
+    <w:p>
+      <w:r>
+        <w:rPr>
+          <w:b w:val="0"/>
+        </w:rPr>
+        <w:t xml:space="preserve">  debug_system.gd — debug_mode静态布尔 + print_dbg静态函数</w:t>
+      </w:r>
+    </w:p>
+    <w:p>
+      <w:r>
+        <w:rPr>
+          <w:b w:val="0"/>
+        </w:rPr>
+        <w:t xml:space="preserve">  random_manager.gd — randf/randi_range/seed, DEBUG_MODE种子固定42</w:t>
+      </w:r>
+    </w:p>
+    <w:p>
+      <w:r>
+        <w:rPr>
+          <w:b w:val="0"/>
+        </w:rPr>
+        <w:t xml:space="preserve">  test_runner.gd — register_test/run_all/run_single</w:t>
+      </w:r>
+    </w:p>
+    <w:p>
+      <w:r>
+        <w:rPr>
+          <w:b w:val="0"/>
+        </w:rPr>
+        <w:t xml:space="preserve">  debug_panel.tscn — DEBUG_MODE复选框 + 日志输出</w:t>
+      </w:r>
+    </w:p>
+    <w:p>
+      <w:r>
+        <w:rPr>
+          <w:b w:val="0"/>
+        </w:rPr>
+        <w:t xml:space="preserve">  test_runner.tscn — 测试列表 + 运行按钮</w:t>
+      </w:r>
+    </w:p>
+    <w:p/>
+    <w:p>
+      <w:r>
+        <w:rPr>
+          <w:b w:val="0"/>
+        </w:rPr>
+        <w:t>C1 - 数据管线 (C1_v1):</w:t>
+      </w:r>
+    </w:p>
+    <w:p>
+      <w:r>
+        <w:rPr>
+          <w:b w:val="0"/>
+        </w:rPr>
+        <w:t xml:space="preserve">  export_palette.py — PAL256.S5 → palette.json (256色RGB)</w:t>
+      </w:r>
+    </w:p>
+    <w:p>
+      <w:r>
+        <w:rPr>
+          <w:b w:val="0"/>
+        </w:rPr>
+        <w:t xml:space="preserve">  export_map_data.py — MAP256.S5 + PAL256.S5 → map_full.png (1280×940)</w:t>
+      </w:r>
+    </w:p>
+    <w:p>
+      <w:r>
+        <w:rPr>
+          <w:b w:val="0"/>
+        </w:rPr>
+        <w:t xml:space="preserve">  export_city_data.py — SNDATA.S5 → cities.json (42城, 硬编码坐标映射表)</w:t>
+      </w:r>
+    </w:p>
+    <w:p/>
+    <w:p>
+      <w:r>
+        <w:rPr>
+          <w:b w:val="0"/>
+        </w:rPr>
+        <w:t>C2 - 地图渲染 (C2_v7 / C2_v10):</w:t>
+      </w:r>
+    </w:p>
+    <w:p>
+      <w:r>
+        <w:rPr>
+          <w:b w:val="0"/>
+        </w:rPr>
+        <w:t xml:space="preserve">  main.gd (C2_v7) — 加载cities_custom.json(优先) + drawn_lines.json → 实例化MapView</w:t>
+      </w:r>
+    </w:p>
+    <w:p>
+      <w:r>
+        <w:rPr>
+          <w:b w:val="0"/>
+        </w:rPr>
+        <w:t xml:space="preserve">  map_view.gd (C2_v7) — Control + Markers + CityEditor + ConnectionLines + FreehandLines</w:t>
+      </w:r>
+    </w:p>
+    <w:p>
+      <w:r>
+        <w:rPr>
+          <w:b w:val="0"/>
+        </w:rPr>
+        <w:t xml:space="preserve">  city_marker.gd (C2_v6) — City2.png (75×60) + 名称标签 + 发射city_clicked信号</w:t>
+      </w:r>
+    </w:p>
+    <w:p>
+      <w:r>
+        <w:rPr>
+          <w:b w:val="0"/>
+        </w:rPr>
+        <w:t xml:space="preserve">  city_editor.gd (C2_v10) — 7种模式(SELECT/ADD/CONNECT/DELETE/RENAME/DRAW/DELETE_LINE)</w:t>
+      </w:r>
+    </w:p>
+    <w:p>
+      <w:r>
+        <w:rPr>
+          <w:b w:val="0"/>
+        </w:rPr>
+        <w:t xml:space="preserve">  connection_lines.gd (C2_v9) — Catmull-Rom样条曲线 + 路径点 + 手绘抖动效果</w:t>
+      </w:r>
+    </w:p>
+    <w:p>
+      <w:r>
+        <w:rPr>
+          <w:b w:val="0"/>
+        </w:rPr>
+        <w:t xml:space="preserve">  freehand_lines.gd (C2_v7) — 手绘装饰线条渲染</w:t>
+      </w:r>
+    </w:p>
+    <w:p/>
+    <w:p>
+      <w:r>
+        <w:rPr>
+          <w:b w:val="0"/>
+        </w:rPr>
+        <w:t>数据文件:</w:t>
+      </w:r>
+    </w:p>
+    <w:p>
+      <w:r>
+        <w:rPr>
+          <w:b w:val="0"/>
+        </w:rPr>
+        <w:t xml:space="preserve">  cities_custom.json — 66座城市, 坐标和连接已手动调整完毕</w:t>
+      </w:r>
+    </w:p>
+    <w:p>
+      <w:r>
+        <w:rPr>
+          <w:b w:val="0"/>
+        </w:rPr>
+        <w:t xml:space="preserve">  cities.json — 原始42城数据(备用)</w:t>
+      </w:r>
+    </w:p>
+    <w:p>
+      <w:r>
+        <w:rPr>
+          <w:b w:val="0"/>
+        </w:rPr>
+        <w:t xml:space="preserve">  drawn_lines.json — 保存的手绘线条</w:t>
+      </w:r>
+    </w:p>
+    <w:p/>
+    <w:p>
+      <w:r>
+        <w:rPr>
+          <w:b w:val="0"/>
+        </w:rPr>
+        <w:t>C2编辑器快捷键: E开关编辑模式, Esc取消当前操作</w:t>
+      </w:r>
+    </w:p>
+    <w:p/>
     <w:p>
       <w:pPr>
         <w:rPr>
@@ -142,33 +341,30 @@
       </w:pPr>
       <w:r>
         <w:rPr>
+          <w:b w:val="0"/>
           <w:sz w:val="26"/>
         </w:rPr>
-        <w:t xml:space="preserve">v2.0 </w:t>
+        <w:t>v3.0 ｜ 2026-05-07 ｜ Python 3 + Godot 4.4+</w:t>
       </w:r>
       <w:r>
         <w:rPr>
           <w:sz w:val="26"/>
         </w:rPr>
-        <w:t>｜</w:t>
       </w:r>
       <w:r>
         <w:rPr>
           <w:sz w:val="26"/>
         </w:rPr>
-        <w:t xml:space="preserve"> 2026-05-04 </w:t>
       </w:r>
       <w:r>
         <w:rPr>
           <w:sz w:val="26"/>
         </w:rPr>
-        <w:t>｜</w:t>
       </w:r>
       <w:r>
         <w:rPr>
           <w:sz w:val="26"/>
         </w:rPr>
-        <w:t xml:space="preserve"> Python 3 + Godot 4.4+</w:t>
       </w:r>
     </w:p>
     <w:p>
@@ -2329,20 +2525,15 @@
         </w:rPr>
       </w:pPr>
       <w:r>
-        <w:t xml:space="preserve">⬜ C3: </w:t>
-      </w:r>
-      <w:r>
-        <w:t>城市系统</w:t>
-      </w:r>
-      <w:r>
-        <w:t xml:space="preserve"> (</w:t>
-      </w:r>
-      <w:r>
-        <w:t>待开始</w:t>
-      </w:r>
-      <w:r>
-        <w:t>)</w:t>
-      </w:r>
+        <w:rPr>
+          <w:b w:val="0"/>
+        </w:rPr>
+        <w:t>✅ C3: 城市系统 (CityManager, CityInfoPanel, connection_lines高亮, 可拖拽编辑面板, 防御力)</w:t>
+      </w:r>
+      <w:r/>
+      <w:r/>
+      <w:r/>
+      <w:r/>
     </w:p>
     <w:tbl>
       <w:tblPr>
@@ -2603,24 +2794,17 @@
         </w:rPr>
       </w:pPr>
       <w:r>
-        <w:lastRenderedPageBreak/>
-        <w:t xml:space="preserve">GameState </w:t>
-      </w:r>
-      <w:r>
-        <w:t>将在</w:t>
-      </w:r>
-      <w:r>
-        <w:t xml:space="preserve"> Cycle C0 </w:t>
-      </w:r>
-      <w:r>
-        <w:t>中创建。当前无运行中的</w:t>
-      </w:r>
-      <w:r>
-        <w:t xml:space="preserve"> Godot </w:t>
-      </w:r>
-      <w:r>
-        <w:t>项目。</w:t>
-      </w:r>
+        <w:rPr>
+          <w:b w:val="0"/>
+          <w:sz w:val="20"/>
+        </w:rPr>
+        <w:t>GameState 已在 C0 中创建并持续使用。当前是运行中的 Godot 4.4+ 项目。</w:t>
+      </w:r>
+      <w:r/>
+      <w:r/>
+      <w:r/>
+      <w:r/>
+      <w:r/>
     </w:p>
     <w:p>
       <w:pPr>
@@ -3137,15 +3321,15 @@
             </w:pPr>
             <w:r>
               <w:rPr>
+                <w:b w:val="0"/>
                 <w:sz w:val="18"/>
               </w:rPr>
-              <w:t xml:space="preserve">⬜ </w:t>
+              <w:t>✅ 已完成</w:t>
             </w:r>
             <w:r>
               <w:rPr>
                 <w:sz w:val="18"/>
               </w:rPr>
-              <w:t>未开始</w:t>
             </w:r>
           </w:p>
         </w:tc>
@@ -10563,21 +10747,20 @@
       </w:pPr>
       <w:r>
         <w:rPr>
-          <w:lang w:eastAsia="zh-CN"/>
-        </w:rPr>
-        <w:t>状态：</w:t>
-      </w:r>
-      <w:r>
-        <w:rPr>
-          <w:lang w:eastAsia="zh-CN"/>
-        </w:rPr>
-        <w:t xml:space="preserve">⬜ </w:t>
-      </w:r>
-      <w:r>
-        <w:rPr>
-          <w:lang w:eastAsia="zh-CN"/>
-        </w:rPr>
-        <w:t>未开始</w:t>
+          <w:b w:val="0"/>
+          <w:lang w:eastAsia="zh-CN"/>
+        </w:rPr>
+        <w:t>状态：✅ 已完成(C3_v2)</w:t>
+      </w:r>
+      <w:r>
+        <w:rPr>
+          <w:lang w:eastAsia="zh-CN"/>
+        </w:rPr>
+      </w:r>
+      <w:r>
+        <w:rPr>
+          <w:lang w:eastAsia="zh-CN"/>
+        </w:rPr>
       </w:r>
     </w:p>
     <w:p>
@@ -11220,6 +11403,198 @@
       </w:r>
     </w:p>
     <w:p>
+      <w:r>
+        <w:rPr>
+          <w:b w:val="0"/>
+        </w:rPr>
+        <w:t>【已完成记录 C3_v2】</w:t>
+      </w:r>
+    </w:p>
+    <w:p>
+      <w:r>
+        <w:rPr>
+          <w:b w:val="0"/>
+        </w:rPr>
+        <w:t>完成内容：</w:t>
+      </w:r>
+    </w:p>
+    <w:p>
+      <w:r>
+        <w:rPr>
+          <w:b w:val="0"/>
+        </w:rPr>
+        <w:t>- NewGame/scripts/city/city_manager.gd: 城市选择管理器 (select_city/deselect_city/get_selected/get_city/get_all_cities)</w:t>
+      </w:r>
+    </w:p>
+    <w:p>
+      <w:r>
+        <w:rPr>
+          <w:b w:val="0"/>
+        </w:rPr>
+        <w:t>- NewGame/scripts/ui/city_info_panel.gd + .tscn: 可拖拽信息面板（坐标/人口/金/粮/士兵/防御，SpinBox实时编辑）</w:t>
+      </w:r>
+    </w:p>
+    <w:p>
+      <w:r>
+        <w:rPr>
+          <w:b w:val="0"/>
+        </w:rPr>
+        <w:t>- NewGame/scripts/city/test_city.gd: 测试函数 (test_city_selection, test_get_city)</w:t>
+      </w:r>
+    </w:p>
+    <w:p>
+      <w:r>
+        <w:rPr>
+          <w:b w:val="0"/>
+        </w:rPr>
+        <w:t>- NewGame/scripts/map/connection_lines.gd: 选中城市连接线橙色高亮（C3_v1升级）</w:t>
+      </w:r>
+    </w:p>
+    <w:p>
+      <w:r>
+        <w:rPr>
+          <w:b w:val="0"/>
+        </w:rPr>
+        <w:t>- NewGame/scripts/main/main.gd: 整合信号流, 非编辑模式点击城市→面板显示, 空白→取消, 编辑模式自动取消</w:t>
+      </w:r>
+    </w:p>
+    <w:p>
+      <w:r>
+        <w:rPr>
+          <w:b w:val="0"/>
+        </w:rPr>
+        <w:t>- NewGame/data/cities_custom.json: 66城市新增 defense=500 字段</w:t>
+      </w:r>
+    </w:p>
+    <w:p>
+      <w:r>
+        <w:rPr>
+          <w:b w:val="0"/>
+        </w:rPr>
+        <w:t>新增接口：</w:t>
+      </w:r>
+    </w:p>
+    <w:p>
+      <w:r>
+        <w:rPr>
+          <w:b w:val="0"/>
+        </w:rPr>
+        <w:t>- CityManager: select_city(id)/deselect_city()/get_selected()/get_city(id)/get_all_cities()</w:t>
+      </w:r>
+    </w:p>
+    <w:p>
+      <w:r>
+        <w:rPr>
+          <w:b w:val="0"/>
+        </w:rPr>
+        <w:t>- CityManager信号: city_selected(city_data)/city_deselected()</w:t>
+      </w:r>
+    </w:p>
+    <w:p>
+      <w:r>
+        <w:rPr>
+          <w:b w:val="0"/>
+        </w:rPr>
+        <w:t>- CityInfoPanel: show_city(data)/hide_panel(), 可拖拽, SpinBox编辑数值, 保存到文件</w:t>
+      </w:r>
+    </w:p>
+    <w:p>
+      <w:r>
+        <w:rPr>
+          <w:b w:val="0"/>
+        </w:rPr>
+        <w:t>信号流：</w:t>
+      </w:r>
+    </w:p>
+    <w:p>
+      <w:r>
+        <w:rPr>
+          <w:b w:val="0"/>
+        </w:rPr>
+        <w:t>非编辑模式点击城市 → marker.city_clicked → main._on_marker_clicked</w:t>
+      </w:r>
+    </w:p>
+    <w:p>
+      <w:r>
+        <w:rPr>
+          <w:b w:val="0"/>
+        </w:rPr>
+        <w:t xml:space="preserve">  → CityManager.select_city(id) → city_selected(city_data)</w:t>
+      </w:r>
+    </w:p>
+    <w:p>
+      <w:r>
+        <w:rPr>
+          <w:b w:val="0"/>
+        </w:rPr>
+        <w:t xml:space="preserve">    → CityInfoPanel.show_city() + marker.set_selected(true) + connection_lines高亮</w:t>
+      </w:r>
+    </w:p>
+    <w:p>
+      <w:r>
+        <w:rPr>
+          <w:b w:val="0"/>
+        </w:rPr>
+        <w:t>非编辑模式点击空白 → _unhandled_input → CityManager.deselect_city()</w:t>
+      </w:r>
+    </w:p>
+    <w:p>
+      <w:r>
+        <w:rPr>
+          <w:b w:val="0"/>
+        </w:rPr>
+        <w:t xml:space="preserve">    → CityInfoPanel.hide() + marker.set_selected(false) + 连接线取消高亮</w:t>
+      </w:r>
+    </w:p>
+    <w:p>
+      <w:r>
+        <w:rPr>
+          <w:b w:val="0"/>
+        </w:rPr>
+        <w:t>按下E进入编辑模式 → _process检测edit_mode变化 → 自动deselect_city()</w:t>
+      </w:r>
+    </w:p>
+    <w:p>
+      <w:r>
+        <w:rPr>
+          <w:b w:val="0"/>
+        </w:rPr>
+        <w:t>数据存储：</w:t>
+      </w:r>
+    </w:p>
+    <w:p>
+      <w:r>
+        <w:rPr>
+          <w:b w:val="0"/>
+        </w:rPr>
+        <w:t>- GameState city.selected: 当前选中城市ID</w:t>
+      </w:r>
+    </w:p>
+    <w:p>
+      <w:r>
+        <w:rPr>
+          <w:b w:val="0"/>
+        </w:rPr>
+        <w:t>- city.list中各城市的 population/gold/food/soldiers/defense 可通过面板编辑</w:t>
+      </w:r>
+    </w:p>
+    <w:p>
+      <w:r>
+        <w:rPr>
+          <w:b w:val="0"/>
+        </w:rPr>
+        <w:t>- 点'保存到文件'写入 cities_custom.json</w:t>
+      </w:r>
+    </w:p>
+    <w:p>
+      <w:r>
+        <w:rPr>
+          <w:b w:val="0"/>
+        </w:rPr>
+        <w:t>执行周期: 2026-05-07</w:t>
+      </w:r>
+    </w:p>
+    <w:p>
       <w:pPr>
         <w:rPr>
           <w:rFonts w:hint="eastAsia"/>
@@ -11364,1002 +11739,856 @@
       <w:r>
         <w:rPr>
           <w:rFonts w:ascii="Consolas" w:hAnsi="Consolas"/>
-          <w:color w:val="003366"/>
-          <w:sz w:val="18"/>
-          <w:lang w:eastAsia="zh-CN"/>
-        </w:rPr>
-        <w:t>现在开始</w:t>
-      </w:r>
-      <w:r>
-        <w:rPr>
-          <w:rFonts w:ascii="Consolas" w:hAnsi="Consolas"/>
-          <w:color w:val="003366"/>
-          <w:sz w:val="18"/>
-          <w:lang w:eastAsia="zh-CN"/>
-        </w:rPr>
-        <w:t xml:space="preserve"> Cycle C3</w:t>
-      </w:r>
-      <w:r>
-        <w:rPr>
-          <w:rFonts w:ascii="Consolas" w:hAnsi="Consolas"/>
-          <w:color w:val="003366"/>
-          <w:sz w:val="18"/>
-          <w:lang w:eastAsia="zh-CN"/>
-        </w:rPr>
-        <w:t>：城市系统。</w:t>
-      </w:r>
-      <w:r>
-        <w:rPr>
-          <w:rFonts w:ascii="Consolas" w:hAnsi="Consolas"/>
-          <w:color w:val="003366"/>
-          <w:sz w:val="18"/>
-          <w:lang w:eastAsia="zh-CN"/>
-        </w:rPr>
-        <w:br/>
-      </w:r>
-      <w:r>
-        <w:rPr>
-          <w:rFonts w:ascii="Consolas" w:hAnsi="Consolas"/>
-          <w:color w:val="003366"/>
-          <w:sz w:val="18"/>
-          <w:lang w:eastAsia="zh-CN"/>
-        </w:rPr>
-        <w:br/>
-      </w:r>
-      <w:r>
-        <w:rPr>
-          <w:rFonts w:ascii="Consolas" w:hAnsi="Consolas"/>
-          <w:color w:val="003366"/>
-          <w:sz w:val="18"/>
-        </w:rPr>
-        <w:t>前置条件：</w:t>
-      </w:r>
-      <w:r>
-        <w:rPr>
-          <w:rFonts w:ascii="Consolas" w:hAnsi="Consolas"/>
-          <w:color w:val="003366"/>
-          <w:sz w:val="18"/>
-        </w:rPr>
-        <w:br/>
-        <w:t>- C0: GameState + TestRunner</w:t>
-      </w:r>
-      <w:r>
-        <w:rPr>
-          <w:rFonts w:ascii="Consolas" w:hAnsi="Consolas"/>
-          <w:color w:val="003366"/>
-          <w:sz w:val="18"/>
-        </w:rPr>
-        <w:br/>
-        <w:t>- C1: cities.json</w:t>
-      </w:r>
-      <w:r>
-        <w:rPr>
-          <w:rFonts w:ascii="Consolas" w:hAnsi="Consolas"/>
-          <w:color w:val="003366"/>
-          <w:sz w:val="18"/>
-        </w:rPr>
-        <w:br/>
-        <w:t xml:space="preserve">- C2: </w:t>
-      </w:r>
-      <w:r>
-        <w:rPr>
-          <w:rFonts w:ascii="Consolas" w:hAnsi="Consolas"/>
-          <w:color w:val="003366"/>
-          <w:sz w:val="18"/>
-        </w:rPr>
-        <w:t>地图可显示，城市标记可点击（发射</w:t>
-      </w:r>
-      <w:r>
-        <w:rPr>
-          <w:rFonts w:ascii="Consolas" w:hAnsi="Consolas"/>
-          <w:color w:val="003366"/>
-          <w:sz w:val="18"/>
-        </w:rPr>
-        <w:t xml:space="preserve"> city_clicked </w:t>
-      </w:r>
-      <w:r>
-        <w:rPr>
-          <w:rFonts w:ascii="Consolas" w:hAnsi="Consolas"/>
-          <w:color w:val="003366"/>
-          <w:sz w:val="18"/>
-        </w:rPr>
-        <w:t>信号）</w:t>
-      </w:r>
-      <w:r>
-        <w:rPr>
-          <w:rFonts w:ascii="Consolas" w:hAnsi="Consolas"/>
-          <w:color w:val="003366"/>
-          <w:sz w:val="18"/>
-        </w:rPr>
-        <w:br/>
-      </w:r>
-      <w:r>
-        <w:rPr>
-          <w:rFonts w:ascii="Consolas" w:hAnsi="Consolas"/>
-          <w:color w:val="003366"/>
-          <w:sz w:val="18"/>
-        </w:rPr>
-        <w:br/>
-      </w:r>
-      <w:r>
-        <w:rPr>
-          <w:rFonts w:ascii="Consolas" w:hAnsi="Consolas"/>
-          <w:color w:val="003366"/>
-          <w:sz w:val="18"/>
-        </w:rPr>
-        <w:lastRenderedPageBreak/>
-        <w:t>请完成以下全部内容。</w:t>
-      </w:r>
-      <w:r>
-        <w:rPr>
-          <w:rFonts w:ascii="Consolas" w:hAnsi="Consolas"/>
-          <w:color w:val="003366"/>
-          <w:sz w:val="18"/>
-        </w:rPr>
-        <w:br/>
-      </w:r>
-      <w:r>
-        <w:rPr>
-          <w:rFonts w:ascii="Consolas" w:hAnsi="Consolas"/>
-          <w:color w:val="003366"/>
-          <w:sz w:val="18"/>
-        </w:rPr>
-        <w:br/>
-        <w:t xml:space="preserve">=== </w:t>
-      </w:r>
-      <w:r>
-        <w:rPr>
-          <w:rFonts w:ascii="Consolas" w:hAnsi="Consolas"/>
-          <w:color w:val="003366"/>
-          <w:sz w:val="18"/>
-        </w:rPr>
-        <w:t>第一步：</w:t>
-      </w:r>
-      <w:r>
-        <w:rPr>
-          <w:rFonts w:ascii="Consolas" w:hAnsi="Consolas"/>
-          <w:color w:val="003366"/>
-          <w:sz w:val="18"/>
-        </w:rPr>
-        <w:t>CityManager ===</w:t>
-      </w:r>
-      <w:r>
-        <w:rPr>
-          <w:rFonts w:ascii="Consolas" w:hAnsi="Consolas"/>
-          <w:color w:val="003366"/>
-          <w:sz w:val="18"/>
-        </w:rPr>
-        <w:br/>
-      </w:r>
-      <w:r>
-        <w:rPr>
-          <w:rFonts w:ascii="Consolas" w:hAnsi="Consolas"/>
-          <w:color w:val="003366"/>
-          <w:sz w:val="18"/>
-        </w:rPr>
-        <w:t>创建</w:t>
-      </w:r>
-      <w:r>
-        <w:rPr>
-          <w:rFonts w:ascii="Consolas" w:hAnsi="Consolas"/>
-          <w:color w:val="003366"/>
-          <w:sz w:val="18"/>
-        </w:rPr>
-        <w:t xml:space="preserve"> game/scripts/city/city_manager.gd</w:t>
-      </w:r>
-      <w:r>
-        <w:rPr>
-          <w:rFonts w:ascii="Consolas" w:hAnsi="Consolas"/>
-          <w:color w:val="003366"/>
-          <w:sz w:val="18"/>
-        </w:rPr>
-        <w:t>（普通</w:t>
-      </w:r>
-      <w:r>
-        <w:rPr>
-          <w:rFonts w:ascii="Consolas" w:hAnsi="Consolas"/>
-          <w:color w:val="003366"/>
-          <w:sz w:val="18"/>
-        </w:rPr>
-        <w:t xml:space="preserve"> Node</w:t>
-      </w:r>
-      <w:r>
-        <w:rPr>
-          <w:rFonts w:ascii="Consolas" w:hAnsi="Consolas"/>
-          <w:color w:val="003366"/>
-          <w:sz w:val="18"/>
-        </w:rPr>
-        <w:t>，非</w:t>
-      </w:r>
-      <w:r>
-        <w:rPr>
-          <w:rFonts w:ascii="Consolas" w:hAnsi="Consolas"/>
-          <w:color w:val="003366"/>
-          <w:sz w:val="18"/>
-        </w:rPr>
-        <w:t xml:space="preserve"> autoload</w:t>
-      </w:r>
-      <w:r>
-        <w:rPr>
-          <w:rFonts w:ascii="Consolas" w:hAnsi="Consolas"/>
-          <w:color w:val="003366"/>
-          <w:sz w:val="18"/>
-        </w:rPr>
-        <w:t>）</w:t>
-      </w:r>
-      <w:r>
-        <w:rPr>
-          <w:rFonts w:ascii="Consolas" w:hAnsi="Consolas"/>
-          <w:color w:val="003366"/>
-          <w:sz w:val="18"/>
-        </w:rPr>
-        <w:br/>
-        <w:t>- func select_city(id: int) → void</w:t>
-      </w:r>
-      <w:r>
-        <w:rPr>
-          <w:rFonts w:ascii="Consolas" w:hAnsi="Consolas"/>
-          <w:color w:val="003366"/>
-          <w:sz w:val="18"/>
-        </w:rPr>
-        <w:br/>
-        <w:t>- func get_selected() → Dictionary</w:t>
-      </w:r>
-      <w:r>
-        <w:rPr>
-          <w:rFonts w:ascii="Consolas" w:hAnsi="Consolas"/>
-          <w:color w:val="003366"/>
-          <w:sz w:val="18"/>
-        </w:rPr>
-        <w:t>（返回城市数据，或</w:t>
-      </w:r>
-      <w:r>
-        <w:rPr>
-          <w:rFonts w:ascii="Consolas" w:hAnsi="Consolas"/>
-          <w:color w:val="003366"/>
-          <w:sz w:val="18"/>
-        </w:rPr>
-        <w:t xml:space="preserve"> null</w:t>
-      </w:r>
-      <w:r>
-        <w:rPr>
-          <w:rFonts w:ascii="Consolas" w:hAnsi="Consolas"/>
-          <w:color w:val="003366"/>
-          <w:sz w:val="18"/>
-        </w:rPr>
-        <w:t>）</w:t>
-      </w:r>
-      <w:r>
-        <w:rPr>
-          <w:rFonts w:ascii="Consolas" w:hAnsi="Consolas"/>
-          <w:color w:val="003366"/>
-          <w:sz w:val="18"/>
-        </w:rPr>
-        <w:br/>
-        <w:t>- func get_city(id: int) → Dictionary</w:t>
-      </w:r>
-      <w:r>
-        <w:rPr>
-          <w:rFonts w:ascii="Consolas" w:hAnsi="Consolas"/>
-          <w:color w:val="003366"/>
-          <w:sz w:val="18"/>
-        </w:rPr>
-        <w:br/>
-        <w:t>- func get_all_cities() → Array</w:t>
-      </w:r>
-      <w:r>
-        <w:rPr>
-          <w:rFonts w:ascii="Consolas" w:hAnsi="Consolas"/>
-          <w:color w:val="003366"/>
-          <w:sz w:val="18"/>
-        </w:rPr>
-        <w:br/>
-        <w:t xml:space="preserve">- </w:t>
-      </w:r>
-      <w:r>
-        <w:rPr>
-          <w:rFonts w:ascii="Consolas" w:hAnsi="Consolas"/>
-          <w:color w:val="003366"/>
-          <w:sz w:val="18"/>
-        </w:rPr>
-        <w:t>数据存储在</w:t>
-      </w:r>
-      <w:r>
-        <w:rPr>
-          <w:rFonts w:ascii="Consolas" w:hAnsi="Consolas"/>
-          <w:color w:val="003366"/>
-          <w:sz w:val="18"/>
-        </w:rPr>
-        <w:t xml:space="preserve"> GameState</w:t>
-      </w:r>
-      <w:r>
-        <w:rPr>
-          <w:rFonts w:ascii="Consolas" w:hAnsi="Consolas"/>
-          <w:color w:val="003366"/>
-          <w:sz w:val="18"/>
-        </w:rPr>
-        <w:t>：</w:t>
-      </w:r>
-      <w:r>
-        <w:rPr>
-          <w:rFonts w:ascii="Consolas" w:hAnsi="Consolas"/>
-          <w:color w:val="003366"/>
-          <w:sz w:val="18"/>
-        </w:rPr>
-        <w:t>set_data("city.selected", id) / get_data("city.list")</w:t>
-      </w:r>
-      <w:r>
-        <w:rPr>
-          <w:rFonts w:ascii="Consolas" w:hAnsi="Consolas"/>
-          <w:color w:val="003366"/>
-          <w:sz w:val="18"/>
-        </w:rPr>
-        <w:br/>
-        <w:t xml:space="preserve">- </w:t>
-      </w:r>
-      <w:r>
-        <w:rPr>
-          <w:rFonts w:ascii="Consolas" w:hAnsi="Consolas"/>
-          <w:color w:val="003366"/>
-          <w:sz w:val="18"/>
-        </w:rPr>
-        <w:t>发射信号</w:t>
-      </w:r>
-      <w:r>
-        <w:rPr>
-          <w:rFonts w:ascii="Consolas" w:hAnsi="Consolas"/>
-          <w:color w:val="003366"/>
-          <w:sz w:val="18"/>
-        </w:rPr>
-        <w:t xml:space="preserve"> city_selected(city_data) / city_deselected()</w:t>
-      </w:r>
-      <w:r>
-        <w:rPr>
-          <w:rFonts w:ascii="Consolas" w:hAnsi="Consolas"/>
-          <w:color w:val="003366"/>
-          <w:sz w:val="18"/>
-        </w:rPr>
-        <w:br/>
-      </w:r>
-      <w:r>
-        <w:rPr>
-          <w:rFonts w:ascii="Consolas" w:hAnsi="Consolas"/>
-          <w:color w:val="003366"/>
-          <w:sz w:val="18"/>
-        </w:rPr>
-        <w:br/>
-        <w:t xml:space="preserve">=== </w:t>
-      </w:r>
-      <w:r>
-        <w:rPr>
-          <w:rFonts w:ascii="Consolas" w:hAnsi="Consolas"/>
-          <w:color w:val="003366"/>
-          <w:sz w:val="18"/>
-        </w:rPr>
-        <w:t>第二步：城市信息面板</w:t>
-      </w:r>
-      <w:r>
-        <w:rPr>
-          <w:rFonts w:ascii="Consolas" w:hAnsi="Consolas"/>
-          <w:color w:val="003366"/>
-          <w:sz w:val="18"/>
-        </w:rPr>
-        <w:t xml:space="preserve"> ===</w:t>
-      </w:r>
-      <w:r>
-        <w:rPr>
-          <w:rFonts w:ascii="Consolas" w:hAnsi="Consolas"/>
-          <w:color w:val="003366"/>
-          <w:sz w:val="18"/>
-        </w:rPr>
-        <w:br/>
-      </w:r>
-      <w:r>
-        <w:rPr>
-          <w:rFonts w:ascii="Consolas" w:hAnsi="Consolas"/>
-          <w:color w:val="003366"/>
-          <w:sz w:val="18"/>
-        </w:rPr>
-        <w:t>创建</w:t>
-      </w:r>
-      <w:r>
-        <w:rPr>
-          <w:rFonts w:ascii="Consolas" w:hAnsi="Consolas"/>
-          <w:color w:val="003366"/>
-          <w:sz w:val="18"/>
-        </w:rPr>
-        <w:t xml:space="preserve"> game/scenes/ui/city_info_panel.tscn + scripts/ui/city_info_panel.gd</w:t>
-      </w:r>
-      <w:r>
-        <w:rPr>
-          <w:rFonts w:ascii="Consolas" w:hAnsi="Consolas"/>
-          <w:color w:val="003366"/>
-          <w:sz w:val="18"/>
-        </w:rPr>
-        <w:br/>
-        <w:t xml:space="preserve">- </w:t>
-      </w:r>
-      <w:r>
-        <w:rPr>
-          <w:rFonts w:ascii="Consolas" w:hAnsi="Consolas"/>
-          <w:color w:val="003366"/>
-          <w:sz w:val="18"/>
-        </w:rPr>
-        <w:t>在屏幕右侧显示，宽度约</w:t>
-      </w:r>
-      <w:r>
-        <w:rPr>
-          <w:rFonts w:ascii="Consolas" w:hAnsi="Consolas"/>
-          <w:color w:val="003366"/>
-          <w:sz w:val="18"/>
-        </w:rPr>
-        <w:t xml:space="preserve"> 300px</w:t>
-      </w:r>
-      <w:r>
-        <w:rPr>
-          <w:rFonts w:ascii="Consolas" w:hAnsi="Consolas"/>
-          <w:color w:val="003366"/>
-          <w:sz w:val="18"/>
-        </w:rPr>
-        <w:br/>
-        <w:t xml:space="preserve">- </w:t>
-      </w:r>
-      <w:r>
-        <w:rPr>
-          <w:rFonts w:ascii="Consolas" w:hAnsi="Consolas"/>
-          <w:color w:val="003366"/>
-          <w:sz w:val="18"/>
-        </w:rPr>
-        <w:t>显示：城市名、坐标、人口、金、粮、士兵（用占位值）</w:t>
-      </w:r>
-      <w:r>
-        <w:rPr>
-          <w:rFonts w:ascii="Consolas" w:hAnsi="Consolas"/>
-          <w:color w:val="003366"/>
-          <w:sz w:val="18"/>
-        </w:rPr>
-        <w:br/>
-        <w:t xml:space="preserve">- </w:t>
-      </w:r>
-      <w:r>
-        <w:rPr>
-          <w:rFonts w:ascii="Consolas" w:hAnsi="Consolas"/>
-          <w:color w:val="003366"/>
-          <w:sz w:val="18"/>
-        </w:rPr>
-        <w:t>显示连接城市名称列表</w:t>
-      </w:r>
-      <w:r>
-        <w:rPr>
-          <w:rFonts w:ascii="Consolas" w:hAnsi="Consolas"/>
-          <w:color w:val="003366"/>
-          <w:sz w:val="18"/>
-        </w:rPr>
-        <w:br/>
-        <w:t xml:space="preserve">- </w:t>
-      </w:r>
-      <w:r>
-        <w:rPr>
-          <w:rFonts w:ascii="Consolas" w:hAnsi="Consolas"/>
-          <w:color w:val="003366"/>
-          <w:sz w:val="18"/>
-        </w:rPr>
-        <w:t>选中城市时显示，取消选中时隐藏</w:t>
-      </w:r>
-      <w:r>
-        <w:rPr>
-          <w:rFonts w:ascii="Consolas" w:hAnsi="Consolas"/>
-          <w:color w:val="003366"/>
-          <w:sz w:val="18"/>
-        </w:rPr>
-        <w:br/>
-        <w:t xml:space="preserve">- </w:t>
-      </w:r>
-      <w:r>
-        <w:rPr>
-          <w:rFonts w:ascii="Consolas" w:hAnsi="Consolas"/>
-          <w:color w:val="003366"/>
-          <w:sz w:val="18"/>
-        </w:rPr>
-        <w:t>数据来源：</w:t>
-      </w:r>
-      <w:r>
-        <w:rPr>
-          <w:rFonts w:ascii="Consolas" w:hAnsi="Consolas"/>
-          <w:color w:val="003366"/>
-          <w:sz w:val="18"/>
-        </w:rPr>
-        <w:t>GameState.get_data("city.list")[id]</w:t>
-      </w:r>
-      <w:r>
-        <w:rPr>
-          <w:rFonts w:ascii="Consolas" w:hAnsi="Consolas"/>
-          <w:color w:val="003366"/>
-          <w:sz w:val="18"/>
-        </w:rPr>
-        <w:br/>
-      </w:r>
-      <w:r>
-        <w:rPr>
-          <w:rFonts w:ascii="Consolas" w:hAnsi="Consolas"/>
-          <w:color w:val="003366"/>
-          <w:sz w:val="18"/>
-        </w:rPr>
-        <w:br/>
-        <w:t xml:space="preserve">=== </w:t>
-      </w:r>
-      <w:r>
-        <w:rPr>
-          <w:rFonts w:ascii="Consolas" w:hAnsi="Consolas"/>
-          <w:color w:val="003366"/>
-          <w:sz w:val="18"/>
-        </w:rPr>
-        <w:t>第三步：连接线</w:t>
-      </w:r>
-      <w:r>
-        <w:rPr>
-          <w:rFonts w:ascii="Consolas" w:hAnsi="Consolas"/>
-          <w:color w:val="003366"/>
-          <w:sz w:val="18"/>
-        </w:rPr>
-        <w:t xml:space="preserve"> ===</w:t>
-      </w:r>
-      <w:r>
-        <w:rPr>
-          <w:rFonts w:ascii="Consolas" w:hAnsi="Consolas"/>
-          <w:color w:val="003366"/>
-          <w:sz w:val="18"/>
-        </w:rPr>
-        <w:br/>
-      </w:r>
-      <w:r>
-        <w:rPr>
-          <w:rFonts w:ascii="Consolas" w:hAnsi="Consolas"/>
-          <w:color w:val="003366"/>
-          <w:sz w:val="18"/>
-        </w:rPr>
-        <w:t>创建</w:t>
-      </w:r>
-      <w:r>
-        <w:rPr>
-          <w:rFonts w:ascii="Consolas" w:hAnsi="Consolas"/>
-          <w:color w:val="003366"/>
-          <w:sz w:val="18"/>
-        </w:rPr>
-        <w:t xml:space="preserve"> game/scenes/map/connection_lines.gd</w:t>
-      </w:r>
-      <w:r>
-        <w:rPr>
-          <w:rFonts w:ascii="Consolas" w:hAnsi="Consolas"/>
-          <w:color w:val="003366"/>
-          <w:sz w:val="18"/>
-        </w:rPr>
-        <w:t>（附着在</w:t>
-      </w:r>
-      <w:r>
-        <w:rPr>
-          <w:rFonts w:ascii="Consolas" w:hAnsi="Consolas"/>
-          <w:color w:val="003366"/>
-          <w:sz w:val="18"/>
-        </w:rPr>
-        <w:t xml:space="preserve"> MapView </w:t>
-      </w:r>
-      <w:r>
-        <w:rPr>
-          <w:rFonts w:ascii="Consolas" w:hAnsi="Consolas"/>
-          <w:color w:val="003366"/>
-          <w:sz w:val="18"/>
-        </w:rPr>
-        <w:t>上的脚本）</w:t>
-      </w:r>
-      <w:r>
-        <w:rPr>
-          <w:rFonts w:ascii="Consolas" w:hAnsi="Consolas"/>
-          <w:color w:val="003366"/>
-          <w:sz w:val="18"/>
-        </w:rPr>
-        <w:br/>
-        <w:t xml:space="preserve">- </w:t>
-      </w:r>
-      <w:r>
-        <w:rPr>
-          <w:rFonts w:ascii="Consolas" w:hAnsi="Consolas"/>
-          <w:color w:val="003366"/>
-          <w:sz w:val="18"/>
-        </w:rPr>
-        <w:t>选中城市后，从该城市到所有连接城市绘制半透明直线</w:t>
-      </w:r>
-      <w:r>
-        <w:rPr>
-          <w:rFonts w:ascii="Consolas" w:hAnsi="Consolas"/>
-          <w:color w:val="003366"/>
-          <w:sz w:val="18"/>
-        </w:rPr>
-        <w:br/>
-        <w:t xml:space="preserve">- </w:t>
-      </w:r>
-      <w:r>
-        <w:rPr>
-          <w:rFonts w:ascii="Consolas" w:hAnsi="Consolas"/>
-          <w:color w:val="003366"/>
-          <w:sz w:val="18"/>
-        </w:rPr>
-        <w:t>使用</w:t>
-      </w:r>
-      <w:r>
-        <w:rPr>
-          <w:rFonts w:ascii="Consolas" w:hAnsi="Consolas"/>
-          <w:color w:val="003366"/>
-          <w:sz w:val="18"/>
-        </w:rPr>
-        <w:t xml:space="preserve"> _draw() + draw_line() </w:t>
-      </w:r>
-      <w:r>
-        <w:rPr>
-          <w:rFonts w:ascii="Consolas" w:hAnsi="Consolas"/>
-          <w:color w:val="003366"/>
-          <w:sz w:val="18"/>
-        </w:rPr>
-        <w:t>或</w:t>
-      </w:r>
-      <w:r>
-        <w:rPr>
-          <w:rFonts w:ascii="Consolas" w:hAnsi="Consolas"/>
-          <w:color w:val="003366"/>
-          <w:sz w:val="18"/>
-        </w:rPr>
-        <w:t xml:space="preserve"> Line2D </w:t>
-      </w:r>
-      <w:r>
-        <w:rPr>
-          <w:rFonts w:ascii="Consolas" w:hAnsi="Consolas"/>
-          <w:color w:val="003366"/>
-          <w:sz w:val="18"/>
-        </w:rPr>
-        <w:t>节点</w:t>
-      </w:r>
-      <w:r>
-        <w:rPr>
-          <w:rFonts w:ascii="Consolas" w:hAnsi="Consolas"/>
-          <w:color w:val="003366"/>
-          <w:sz w:val="18"/>
-        </w:rPr>
-        <w:br/>
-        <w:t xml:space="preserve">- </w:t>
-      </w:r>
-      <w:r>
-        <w:rPr>
-          <w:rFonts w:ascii="Consolas" w:hAnsi="Consolas"/>
-          <w:color w:val="003366"/>
-          <w:sz w:val="18"/>
-        </w:rPr>
-        <w:t>颜色：白色半透明，宽度</w:t>
-      </w:r>
-      <w:r>
-        <w:rPr>
-          <w:rFonts w:ascii="Consolas" w:hAnsi="Consolas"/>
-          <w:color w:val="003366"/>
-          <w:sz w:val="18"/>
-        </w:rPr>
-        <w:t xml:space="preserve"> 2px</w:t>
-      </w:r>
-      <w:r>
-        <w:rPr>
-          <w:rFonts w:ascii="Consolas" w:hAnsi="Consolas"/>
-          <w:color w:val="003366"/>
-          <w:sz w:val="18"/>
-        </w:rPr>
-        <w:br/>
-      </w:r>
-      <w:r>
-        <w:rPr>
-          <w:rFonts w:ascii="Consolas" w:hAnsi="Consolas"/>
-          <w:color w:val="003366"/>
-          <w:sz w:val="18"/>
-        </w:rPr>
-        <w:br/>
-        <w:t xml:space="preserve">=== </w:t>
-      </w:r>
-      <w:r>
-        <w:rPr>
-          <w:rFonts w:ascii="Consolas" w:hAnsi="Consolas"/>
-          <w:color w:val="003366"/>
-          <w:sz w:val="18"/>
-        </w:rPr>
-        <w:t>第四步：连接</w:t>
-      </w:r>
-      <w:r>
-        <w:rPr>
-          <w:rFonts w:ascii="Consolas" w:hAnsi="Consolas"/>
-          <w:color w:val="003366"/>
-          <w:sz w:val="18"/>
-        </w:rPr>
-        <w:t xml:space="preserve"> city_marker </w:t>
-      </w:r>
-      <w:r>
-        <w:rPr>
-          <w:rFonts w:ascii="Consolas" w:hAnsi="Consolas"/>
-          <w:color w:val="003366"/>
-          <w:sz w:val="18"/>
-        </w:rPr>
-        <w:t>信号</w:t>
-      </w:r>
-      <w:r>
-        <w:rPr>
-          <w:rFonts w:ascii="Consolas" w:hAnsi="Consolas"/>
-          <w:color w:val="003366"/>
-          <w:sz w:val="18"/>
-        </w:rPr>
-        <w:t xml:space="preserve"> ===</w:t>
-      </w:r>
-      <w:r>
-        <w:rPr>
-          <w:rFonts w:ascii="Consolas" w:hAnsi="Consolas"/>
-          <w:color w:val="003366"/>
-          <w:sz w:val="18"/>
-        </w:rPr>
-        <w:br/>
-      </w:r>
-      <w:r>
-        <w:rPr>
-          <w:rFonts w:ascii="Consolas" w:hAnsi="Consolas"/>
-          <w:color w:val="003366"/>
-          <w:sz w:val="18"/>
-        </w:rPr>
-        <w:t>在</w:t>
-      </w:r>
-      <w:r>
-        <w:rPr>
-          <w:rFonts w:ascii="Consolas" w:hAnsi="Consolas"/>
-          <w:color w:val="003366"/>
-          <w:sz w:val="18"/>
-        </w:rPr>
-        <w:t xml:space="preserve"> main.gd </w:t>
-      </w:r>
-      <w:r>
-        <w:rPr>
-          <w:rFonts w:ascii="Consolas" w:hAnsi="Consolas"/>
-          <w:color w:val="003366"/>
-          <w:sz w:val="18"/>
-        </w:rPr>
-        <w:t>中连接</w:t>
-      </w:r>
-      <w:r>
-        <w:rPr>
-          <w:rFonts w:ascii="Consolas" w:hAnsi="Consolas"/>
-          <w:color w:val="003366"/>
-          <w:sz w:val="18"/>
-        </w:rPr>
-        <w:t xml:space="preserve"> city_marker </w:t>
-      </w:r>
-      <w:r>
-        <w:rPr>
-          <w:rFonts w:ascii="Consolas" w:hAnsi="Consolas"/>
-          <w:color w:val="003366"/>
-          <w:sz w:val="18"/>
-        </w:rPr>
-        <w:t>的</w:t>
-      </w:r>
-      <w:r>
-        <w:rPr>
-          <w:rFonts w:ascii="Consolas" w:hAnsi="Consolas"/>
-          <w:color w:val="003366"/>
-          <w:sz w:val="18"/>
-        </w:rPr>
-        <w:t xml:space="preserve"> city_clicked → CityManager.select_city()</w:t>
-      </w:r>
-      <w:r>
-        <w:rPr>
-          <w:rFonts w:ascii="Consolas" w:hAnsi="Consolas"/>
-          <w:color w:val="003366"/>
-          <w:sz w:val="18"/>
-        </w:rPr>
-        <w:br/>
-      </w:r>
-      <w:r>
-        <w:rPr>
-          <w:rFonts w:ascii="Consolas" w:hAnsi="Consolas"/>
-          <w:color w:val="003366"/>
-          <w:sz w:val="18"/>
-        </w:rPr>
-        <w:br/>
-        <w:t xml:space="preserve">=== </w:t>
-      </w:r>
-      <w:r>
-        <w:rPr>
-          <w:rFonts w:ascii="Consolas" w:hAnsi="Consolas"/>
-          <w:color w:val="003366"/>
-          <w:sz w:val="18"/>
-        </w:rPr>
-        <w:t>版本控制</w:t>
-      </w:r>
-      <w:r>
-        <w:rPr>
-          <w:rFonts w:ascii="Consolas" w:hAnsi="Consolas"/>
-          <w:color w:val="003366"/>
-          <w:sz w:val="18"/>
-        </w:rPr>
-        <w:t xml:space="preserve"> ===</w:t>
-      </w:r>
-      <w:r>
-        <w:rPr>
-          <w:rFonts w:ascii="Consolas" w:hAnsi="Consolas"/>
-          <w:color w:val="003366"/>
-          <w:sz w:val="18"/>
-        </w:rPr>
-        <w:br/>
-      </w:r>
-      <w:r>
-        <w:rPr>
-          <w:rFonts w:ascii="Consolas" w:hAnsi="Consolas"/>
-          <w:color w:val="003366"/>
-          <w:sz w:val="18"/>
-        </w:rPr>
-        <w:t>新建文件头部标注：</w:t>
-      </w:r>
-      <w:r>
-        <w:rPr>
-          <w:rFonts w:ascii="Consolas" w:hAnsi="Consolas"/>
-          <w:color w:val="003366"/>
-          <w:sz w:val="18"/>
-        </w:rPr>
-        <w:t># version: C3_v1 / # last_modified_cycle: C3</w:t>
-      </w:r>
-      <w:r>
-        <w:rPr>
-          <w:rFonts w:ascii="Consolas" w:hAnsi="Consolas"/>
-          <w:color w:val="003366"/>
-          <w:sz w:val="18"/>
-        </w:rPr>
-        <w:br/>
-      </w:r>
-      <w:r>
-        <w:rPr>
-          <w:rFonts w:ascii="Consolas" w:hAnsi="Consolas"/>
-          <w:color w:val="003366"/>
-          <w:sz w:val="18"/>
-        </w:rPr>
-        <w:br/>
-        <w:t xml:space="preserve">=== </w:t>
-      </w:r>
-      <w:r>
-        <w:rPr>
-          <w:rFonts w:ascii="Consolas" w:hAnsi="Consolas"/>
-          <w:color w:val="003366"/>
-          <w:sz w:val="18"/>
-        </w:rPr>
-        <w:t>调试</w:t>
-      </w:r>
-      <w:r>
-        <w:rPr>
-          <w:rFonts w:ascii="Consolas" w:hAnsi="Consolas"/>
-          <w:color w:val="003366"/>
-          <w:sz w:val="18"/>
-        </w:rPr>
-        <w:t xml:space="preserve"> ===</w:t>
-      </w:r>
-      <w:r>
-        <w:rPr>
-          <w:rFonts w:ascii="Consolas" w:hAnsi="Consolas"/>
-          <w:color w:val="003366"/>
-          <w:sz w:val="18"/>
-        </w:rPr>
-        <w:br/>
-      </w:r>
-      <w:r>
-        <w:rPr>
-          <w:rFonts w:ascii="Consolas" w:hAnsi="Consolas"/>
-          <w:color w:val="003366"/>
-          <w:sz w:val="18"/>
-        </w:rPr>
-        <w:t>注册</w:t>
-      </w:r>
-      <w:r>
-        <w:rPr>
-          <w:rFonts w:ascii="Consolas" w:hAnsi="Consolas"/>
-          <w:color w:val="003366"/>
-          <w:sz w:val="18"/>
-        </w:rPr>
-        <w:t xml:space="preserve"> test_city_selection() </w:t>
-      </w:r>
-      <w:r>
-        <w:rPr>
-          <w:rFonts w:ascii="Consolas" w:hAnsi="Consolas"/>
-          <w:color w:val="003366"/>
-          <w:sz w:val="18"/>
-        </w:rPr>
-        <w:t>到</w:t>
-      </w:r>
-      <w:r>
-        <w:rPr>
-          <w:rFonts w:ascii="Consolas" w:hAnsi="Consolas"/>
-          <w:color w:val="003366"/>
-          <w:sz w:val="18"/>
-        </w:rPr>
-        <w:t xml:space="preserve"> TestRunner</w:t>
-      </w:r>
-      <w:r>
-        <w:rPr>
-          <w:rFonts w:ascii="Consolas" w:hAnsi="Consolas"/>
-          <w:color w:val="003366"/>
-          <w:sz w:val="18"/>
-        </w:rPr>
-        <w:t>：</w:t>
-      </w:r>
-      <w:r>
-        <w:rPr>
-          <w:rFonts w:ascii="Consolas" w:hAnsi="Consolas"/>
-          <w:color w:val="003366"/>
-          <w:sz w:val="18"/>
-        </w:rPr>
-        <w:br/>
-        <w:t xml:space="preserve">- </w:t>
-      </w:r>
-      <w:r>
-        <w:rPr>
-          <w:rFonts w:ascii="Consolas" w:hAnsi="Consolas"/>
-          <w:color w:val="003366"/>
-          <w:sz w:val="18"/>
-        </w:rPr>
-        <w:t>模拟</w:t>
-      </w:r>
-      <w:r>
-        <w:rPr>
-          <w:rFonts w:ascii="Consolas" w:hAnsi="Consolas"/>
-          <w:color w:val="003366"/>
-          <w:sz w:val="18"/>
-        </w:rPr>
-        <w:t xml:space="preserve"> select_city(3)</w:t>
-      </w:r>
-      <w:r>
-        <w:rPr>
-          <w:rFonts w:ascii="Consolas" w:hAnsi="Consolas"/>
-          <w:color w:val="003366"/>
-          <w:sz w:val="18"/>
-        </w:rPr>
-        <w:br/>
-        <w:t xml:space="preserve">- </w:t>
-      </w:r>
-      <w:r>
-        <w:rPr>
-          <w:rFonts w:ascii="Consolas" w:hAnsi="Consolas"/>
-          <w:color w:val="003366"/>
-          <w:sz w:val="18"/>
-        </w:rPr>
-        <w:t>验证</w:t>
-      </w:r>
-      <w:r>
-        <w:rPr>
-          <w:rFonts w:ascii="Consolas" w:hAnsi="Consolas"/>
-          <w:color w:val="003366"/>
-          <w:sz w:val="18"/>
-        </w:rPr>
-        <w:t xml:space="preserve"> get_selected() </w:t>
-      </w:r>
-      <w:r>
-        <w:rPr>
-          <w:rFonts w:ascii="Consolas" w:hAnsi="Consolas"/>
-          <w:color w:val="003366"/>
-          <w:sz w:val="18"/>
-        </w:rPr>
-        <w:t>返回正确</w:t>
-      </w:r>
-      <w:r>
-        <w:rPr>
-          <w:rFonts w:ascii="Consolas" w:hAnsi="Consolas"/>
-          <w:color w:val="003366"/>
-          <w:sz w:val="18"/>
-        </w:rPr>
-        <w:br/>
-        <w:t xml:space="preserve">- </w:t>
-      </w:r>
-      <w:r>
-        <w:rPr>
-          <w:rFonts w:ascii="Consolas" w:hAnsi="Consolas"/>
-          <w:color w:val="003366"/>
-          <w:sz w:val="18"/>
-        </w:rPr>
-        <w:t>验证面板可见</w:t>
+          <w:b w:val="0"/>
+          <w:color w:val="003366"/>
+          <w:sz w:val="20"/>
+          <w:lang w:eastAsia="zh-CN"/>
+        </w:rPr>
+        <w:t>下一Cycle提示词: 请从文档中复制 Cycle C4 的「下一Cycle提示词」作为新对话的第一条消息。</w:t>
+      </w:r>
+      <w:r>
+        <w:rPr>
+          <w:rFonts w:ascii="Consolas" w:hAnsi="Consolas"/>
+          <w:color w:val="003366"/>
+          <w:sz w:val="18"/>
+          <w:lang w:eastAsia="zh-CN"/>
+        </w:rPr>
+      </w:r>
+      <w:r>
+        <w:rPr>
+          <w:rFonts w:ascii="Consolas" w:hAnsi="Consolas"/>
+          <w:color w:val="003366"/>
+          <w:sz w:val="18"/>
+          <w:lang w:eastAsia="zh-CN"/>
+        </w:rPr>
+      </w:r>
+      <w:r>
+        <w:rPr>
+          <w:rFonts w:ascii="Consolas" w:hAnsi="Consolas"/>
+          <w:color w:val="003366"/>
+          <w:sz w:val="18"/>
+          <w:lang w:eastAsia="zh-CN"/>
+        </w:rPr>
+      </w:r>
+      <w:r>
+        <w:rPr>
+          <w:rFonts w:ascii="Consolas" w:hAnsi="Consolas"/>
+          <w:color w:val="003366"/>
+          <w:sz w:val="18"/>
+          <w:lang w:eastAsia="zh-CN"/>
+        </w:rPr>
+      </w:r>
+      <w:r>
+        <w:rPr>
+          <w:rFonts w:ascii="Consolas" w:hAnsi="Consolas"/>
+          <w:color w:val="003366"/>
+          <w:sz w:val="18"/>
+        </w:rPr>
+      </w:r>
+      <w:r>
+        <w:rPr>
+          <w:rFonts w:ascii="Consolas" w:hAnsi="Consolas"/>
+          <w:color w:val="003366"/>
+          <w:sz w:val="18"/>
+        </w:rPr>
+      </w:r>
+      <w:r>
+        <w:rPr>
+          <w:rFonts w:ascii="Consolas" w:hAnsi="Consolas"/>
+          <w:color w:val="003366"/>
+          <w:sz w:val="18"/>
+        </w:rPr>
+      </w:r>
+      <w:r>
+        <w:rPr>
+          <w:rFonts w:ascii="Consolas" w:hAnsi="Consolas"/>
+          <w:color w:val="003366"/>
+          <w:sz w:val="18"/>
+        </w:rPr>
+      </w:r>
+      <w:r>
+        <w:rPr>
+          <w:rFonts w:ascii="Consolas" w:hAnsi="Consolas"/>
+          <w:color w:val="003366"/>
+          <w:sz w:val="18"/>
+        </w:rPr>
+      </w:r>
+      <w:r>
+        <w:rPr>
+          <w:rFonts w:ascii="Consolas" w:hAnsi="Consolas"/>
+          <w:color w:val="003366"/>
+          <w:sz w:val="18"/>
+        </w:rPr>
+      </w:r>
+      <w:r>
+        <w:rPr>
+          <w:rFonts w:ascii="Consolas" w:hAnsi="Consolas"/>
+          <w:color w:val="003366"/>
+          <w:sz w:val="18"/>
+        </w:rPr>
+      </w:r>
+      <w:r>
+        <w:rPr>
+          <w:rFonts w:ascii="Consolas" w:hAnsi="Consolas"/>
+          <w:color w:val="003366"/>
+          <w:sz w:val="18"/>
+        </w:rPr>
+      </w:r>
+      <w:r>
+        <w:rPr>
+          <w:rFonts w:ascii="Consolas" w:hAnsi="Consolas"/>
+          <w:color w:val="003366"/>
+          <w:sz w:val="18"/>
+        </w:rPr>
+      </w:r>
+      <w:r>
+        <w:rPr>
+          <w:rFonts w:ascii="Consolas" w:hAnsi="Consolas"/>
+          <w:color w:val="003366"/>
+          <w:sz w:val="18"/>
+        </w:rPr>
+      </w:r>
+      <w:r>
+        <w:rPr>
+          <w:rFonts w:ascii="Consolas" w:hAnsi="Consolas"/>
+          <w:color w:val="003366"/>
+          <w:sz w:val="18"/>
+        </w:rPr>
+      </w:r>
+      <w:r>
+        <w:rPr>
+          <w:rFonts w:ascii="Consolas" w:hAnsi="Consolas"/>
+          <w:color w:val="003366"/>
+          <w:sz w:val="18"/>
+        </w:rPr>
+      </w:r>
+      <w:r>
+        <w:rPr>
+          <w:rFonts w:ascii="Consolas" w:hAnsi="Consolas"/>
+          <w:color w:val="003366"/>
+          <w:sz w:val="18"/>
+        </w:rPr>
+      </w:r>
+      <w:r>
+        <w:rPr>
+          <w:rFonts w:ascii="Consolas" w:hAnsi="Consolas"/>
+          <w:color w:val="003366"/>
+          <w:sz w:val="18"/>
+        </w:rPr>
+      </w:r>
+      <w:r>
+        <w:rPr>
+          <w:rFonts w:ascii="Consolas" w:hAnsi="Consolas"/>
+          <w:color w:val="003366"/>
+          <w:sz w:val="18"/>
+        </w:rPr>
+      </w:r>
+      <w:r>
+        <w:rPr>
+          <w:rFonts w:ascii="Consolas" w:hAnsi="Consolas"/>
+          <w:color w:val="003366"/>
+          <w:sz w:val="18"/>
+        </w:rPr>
+      </w:r>
+      <w:r>
+        <w:rPr>
+          <w:rFonts w:ascii="Consolas" w:hAnsi="Consolas"/>
+          <w:color w:val="003366"/>
+          <w:sz w:val="18"/>
+        </w:rPr>
+      </w:r>
+      <w:r>
+        <w:rPr>
+          <w:rFonts w:ascii="Consolas" w:hAnsi="Consolas"/>
+          <w:color w:val="003366"/>
+          <w:sz w:val="18"/>
+        </w:rPr>
+      </w:r>
+      <w:r>
+        <w:rPr>
+          <w:rFonts w:ascii="Consolas" w:hAnsi="Consolas"/>
+          <w:color w:val="003366"/>
+          <w:sz w:val="18"/>
+        </w:rPr>
+      </w:r>
+      <w:r>
+        <w:rPr>
+          <w:rFonts w:ascii="Consolas" w:hAnsi="Consolas"/>
+          <w:color w:val="003366"/>
+          <w:sz w:val="18"/>
+        </w:rPr>
+      </w:r>
+      <w:r>
+        <w:rPr>
+          <w:rFonts w:ascii="Consolas" w:hAnsi="Consolas"/>
+          <w:color w:val="003366"/>
+          <w:sz w:val="18"/>
+        </w:rPr>
+      </w:r>
+      <w:r>
+        <w:rPr>
+          <w:rFonts w:ascii="Consolas" w:hAnsi="Consolas"/>
+          <w:color w:val="003366"/>
+          <w:sz w:val="18"/>
+        </w:rPr>
+      </w:r>
+      <w:r>
+        <w:rPr>
+          <w:rFonts w:ascii="Consolas" w:hAnsi="Consolas"/>
+          <w:color w:val="003366"/>
+          <w:sz w:val="18"/>
+        </w:rPr>
+      </w:r>
+      <w:r>
+        <w:rPr>
+          <w:rFonts w:ascii="Consolas" w:hAnsi="Consolas"/>
+          <w:color w:val="003366"/>
+          <w:sz w:val="18"/>
+        </w:rPr>
+      </w:r>
+      <w:r>
+        <w:rPr>
+          <w:rFonts w:ascii="Consolas" w:hAnsi="Consolas"/>
+          <w:color w:val="003366"/>
+          <w:sz w:val="18"/>
+        </w:rPr>
+      </w:r>
+      <w:r>
+        <w:rPr>
+          <w:rFonts w:ascii="Consolas" w:hAnsi="Consolas"/>
+          <w:color w:val="003366"/>
+          <w:sz w:val="18"/>
+        </w:rPr>
+      </w:r>
+      <w:r>
+        <w:rPr>
+          <w:rFonts w:ascii="Consolas" w:hAnsi="Consolas"/>
+          <w:color w:val="003366"/>
+          <w:sz w:val="18"/>
+        </w:rPr>
+      </w:r>
+      <w:r>
+        <w:rPr>
+          <w:rFonts w:ascii="Consolas" w:hAnsi="Consolas"/>
+          <w:color w:val="003366"/>
+          <w:sz w:val="18"/>
+        </w:rPr>
+      </w:r>
+      <w:r>
+        <w:rPr>
+          <w:rFonts w:ascii="Consolas" w:hAnsi="Consolas"/>
+          <w:color w:val="003366"/>
+          <w:sz w:val="18"/>
+        </w:rPr>
+      </w:r>
+      <w:r>
+        <w:rPr>
+          <w:rFonts w:ascii="Consolas" w:hAnsi="Consolas"/>
+          <w:color w:val="003366"/>
+          <w:sz w:val="18"/>
+        </w:rPr>
+      </w:r>
+      <w:r>
+        <w:rPr>
+          <w:rFonts w:ascii="Consolas" w:hAnsi="Consolas"/>
+          <w:color w:val="003366"/>
+          <w:sz w:val="18"/>
+        </w:rPr>
+      </w:r>
+      <w:r>
+        <w:rPr>
+          <w:rFonts w:ascii="Consolas" w:hAnsi="Consolas"/>
+          <w:color w:val="003366"/>
+          <w:sz w:val="18"/>
+        </w:rPr>
+      </w:r>
+      <w:r>
+        <w:rPr>
+          <w:rFonts w:ascii="Consolas" w:hAnsi="Consolas"/>
+          <w:color w:val="003366"/>
+          <w:sz w:val="18"/>
+        </w:rPr>
+      </w:r>
+      <w:r>
+        <w:rPr>
+          <w:rFonts w:ascii="Consolas" w:hAnsi="Consolas"/>
+          <w:color w:val="003366"/>
+          <w:sz w:val="18"/>
+        </w:rPr>
+      </w:r>
+      <w:r>
+        <w:rPr>
+          <w:rFonts w:ascii="Consolas" w:hAnsi="Consolas"/>
+          <w:color w:val="003366"/>
+          <w:sz w:val="18"/>
+        </w:rPr>
+      </w:r>
+      <w:r>
+        <w:rPr>
+          <w:rFonts w:ascii="Consolas" w:hAnsi="Consolas"/>
+          <w:color w:val="003366"/>
+          <w:sz w:val="18"/>
+        </w:rPr>
+      </w:r>
+      <w:r>
+        <w:rPr>
+          <w:rFonts w:ascii="Consolas" w:hAnsi="Consolas"/>
+          <w:color w:val="003366"/>
+          <w:sz w:val="18"/>
+        </w:rPr>
+      </w:r>
+      <w:r>
+        <w:rPr>
+          <w:rFonts w:ascii="Consolas" w:hAnsi="Consolas"/>
+          <w:color w:val="003366"/>
+          <w:sz w:val="18"/>
+        </w:rPr>
+      </w:r>
+      <w:r>
+        <w:rPr>
+          <w:rFonts w:ascii="Consolas" w:hAnsi="Consolas"/>
+          <w:color w:val="003366"/>
+          <w:sz w:val="18"/>
+        </w:rPr>
+      </w:r>
+      <w:r>
+        <w:rPr>
+          <w:rFonts w:ascii="Consolas" w:hAnsi="Consolas"/>
+          <w:color w:val="003366"/>
+          <w:sz w:val="18"/>
+        </w:rPr>
+      </w:r>
+      <w:r>
+        <w:rPr>
+          <w:rFonts w:ascii="Consolas" w:hAnsi="Consolas"/>
+          <w:color w:val="003366"/>
+          <w:sz w:val="18"/>
+        </w:rPr>
+      </w:r>
+      <w:r>
+        <w:rPr>
+          <w:rFonts w:ascii="Consolas" w:hAnsi="Consolas"/>
+          <w:color w:val="003366"/>
+          <w:sz w:val="18"/>
+        </w:rPr>
+      </w:r>
+      <w:r>
+        <w:rPr>
+          <w:rFonts w:ascii="Consolas" w:hAnsi="Consolas"/>
+          <w:color w:val="003366"/>
+          <w:sz w:val="18"/>
+        </w:rPr>
+      </w:r>
+      <w:r>
+        <w:rPr>
+          <w:rFonts w:ascii="Consolas" w:hAnsi="Consolas"/>
+          <w:color w:val="003366"/>
+          <w:sz w:val="18"/>
+        </w:rPr>
+      </w:r>
+      <w:r>
+        <w:rPr>
+          <w:rFonts w:ascii="Consolas" w:hAnsi="Consolas"/>
+          <w:color w:val="003366"/>
+          <w:sz w:val="18"/>
+        </w:rPr>
+      </w:r>
+      <w:r>
+        <w:rPr>
+          <w:rFonts w:ascii="Consolas" w:hAnsi="Consolas"/>
+          <w:color w:val="003366"/>
+          <w:sz w:val="18"/>
+        </w:rPr>
+      </w:r>
+      <w:r>
+        <w:rPr>
+          <w:rFonts w:ascii="Consolas" w:hAnsi="Consolas"/>
+          <w:color w:val="003366"/>
+          <w:sz w:val="18"/>
+        </w:rPr>
+      </w:r>
+      <w:r>
+        <w:rPr>
+          <w:rFonts w:ascii="Consolas" w:hAnsi="Consolas"/>
+          <w:color w:val="003366"/>
+          <w:sz w:val="18"/>
+        </w:rPr>
+      </w:r>
+      <w:r>
+        <w:rPr>
+          <w:rFonts w:ascii="Consolas" w:hAnsi="Consolas"/>
+          <w:color w:val="003366"/>
+          <w:sz w:val="18"/>
+        </w:rPr>
+      </w:r>
+      <w:r>
+        <w:rPr>
+          <w:rFonts w:ascii="Consolas" w:hAnsi="Consolas"/>
+          <w:color w:val="003366"/>
+          <w:sz w:val="18"/>
+        </w:rPr>
+      </w:r>
+      <w:r>
+        <w:rPr>
+          <w:rFonts w:ascii="Consolas" w:hAnsi="Consolas"/>
+          <w:color w:val="003366"/>
+          <w:sz w:val="18"/>
+        </w:rPr>
+      </w:r>
+      <w:r>
+        <w:rPr>
+          <w:rFonts w:ascii="Consolas" w:hAnsi="Consolas"/>
+          <w:color w:val="003366"/>
+          <w:sz w:val="18"/>
+        </w:rPr>
+      </w:r>
+      <w:r>
+        <w:rPr>
+          <w:rFonts w:ascii="Consolas" w:hAnsi="Consolas"/>
+          <w:color w:val="003366"/>
+          <w:sz w:val="18"/>
+        </w:rPr>
+      </w:r>
+      <w:r>
+        <w:rPr>
+          <w:rFonts w:ascii="Consolas" w:hAnsi="Consolas"/>
+          <w:color w:val="003366"/>
+          <w:sz w:val="18"/>
+        </w:rPr>
+      </w:r>
+      <w:r>
+        <w:rPr>
+          <w:rFonts w:ascii="Consolas" w:hAnsi="Consolas"/>
+          <w:color w:val="003366"/>
+          <w:sz w:val="18"/>
+        </w:rPr>
+      </w:r>
+      <w:r>
+        <w:rPr>
+          <w:rFonts w:ascii="Consolas" w:hAnsi="Consolas"/>
+          <w:color w:val="003366"/>
+          <w:sz w:val="18"/>
+        </w:rPr>
+      </w:r>
+      <w:r>
+        <w:rPr>
+          <w:rFonts w:ascii="Consolas" w:hAnsi="Consolas"/>
+          <w:color w:val="003366"/>
+          <w:sz w:val="18"/>
+        </w:rPr>
+      </w:r>
+      <w:r>
+        <w:rPr>
+          <w:rFonts w:ascii="Consolas" w:hAnsi="Consolas"/>
+          <w:color w:val="003366"/>
+          <w:sz w:val="18"/>
+        </w:rPr>
+      </w:r>
+      <w:r>
+        <w:rPr>
+          <w:rFonts w:ascii="Consolas" w:hAnsi="Consolas"/>
+          <w:color w:val="003366"/>
+          <w:sz w:val="18"/>
+        </w:rPr>
+      </w:r>
+      <w:r>
+        <w:rPr>
+          <w:rFonts w:ascii="Consolas" w:hAnsi="Consolas"/>
+          <w:color w:val="003366"/>
+          <w:sz w:val="18"/>
+        </w:rPr>
+      </w:r>
+      <w:r>
+        <w:rPr>
+          <w:rFonts w:ascii="Consolas" w:hAnsi="Consolas"/>
+          <w:color w:val="003366"/>
+          <w:sz w:val="18"/>
+        </w:rPr>
+      </w:r>
+      <w:r>
+        <w:rPr>
+          <w:rFonts w:ascii="Consolas" w:hAnsi="Consolas"/>
+          <w:color w:val="003366"/>
+          <w:sz w:val="18"/>
+        </w:rPr>
+      </w:r>
+      <w:r>
+        <w:rPr>
+          <w:rFonts w:ascii="Consolas" w:hAnsi="Consolas"/>
+          <w:color w:val="003366"/>
+          <w:sz w:val="18"/>
+        </w:rPr>
+      </w:r>
+      <w:r>
+        <w:rPr>
+          <w:rFonts w:ascii="Consolas" w:hAnsi="Consolas"/>
+          <w:color w:val="003366"/>
+          <w:sz w:val="18"/>
+        </w:rPr>
+      </w:r>
+      <w:r>
+        <w:rPr>
+          <w:rFonts w:ascii="Consolas" w:hAnsi="Consolas"/>
+          <w:color w:val="003366"/>
+          <w:sz w:val="18"/>
+        </w:rPr>
+      </w:r>
+      <w:r>
+        <w:rPr>
+          <w:rFonts w:ascii="Consolas" w:hAnsi="Consolas"/>
+          <w:color w:val="003366"/>
+          <w:sz w:val="18"/>
+        </w:rPr>
+      </w:r>
+      <w:r>
+        <w:rPr>
+          <w:rFonts w:ascii="Consolas" w:hAnsi="Consolas"/>
+          <w:color w:val="003366"/>
+          <w:sz w:val="18"/>
+        </w:rPr>
+      </w:r>
+      <w:r>
+        <w:rPr>
+          <w:rFonts w:ascii="Consolas" w:hAnsi="Consolas"/>
+          <w:color w:val="003366"/>
+          <w:sz w:val="18"/>
+        </w:rPr>
+      </w:r>
+      <w:r>
+        <w:rPr>
+          <w:rFonts w:ascii="Consolas" w:hAnsi="Consolas"/>
+          <w:color w:val="003366"/>
+          <w:sz w:val="18"/>
+        </w:rPr>
+      </w:r>
+      <w:r>
+        <w:rPr>
+          <w:rFonts w:ascii="Consolas" w:hAnsi="Consolas"/>
+          <w:color w:val="003366"/>
+          <w:sz w:val="18"/>
+        </w:rPr>
+      </w:r>
+      <w:r>
+        <w:rPr>
+          <w:rFonts w:ascii="Consolas" w:hAnsi="Consolas"/>
+          <w:color w:val="003366"/>
+          <w:sz w:val="18"/>
+        </w:rPr>
+      </w:r>
+      <w:r>
+        <w:rPr>
+          <w:rFonts w:ascii="Consolas" w:hAnsi="Consolas"/>
+          <w:color w:val="003366"/>
+          <w:sz w:val="18"/>
+        </w:rPr>
+      </w:r>
+      <w:r>
+        <w:rPr>
+          <w:rFonts w:ascii="Consolas" w:hAnsi="Consolas"/>
+          <w:color w:val="003366"/>
+          <w:sz w:val="18"/>
+        </w:rPr>
+      </w:r>
+      <w:r>
+        <w:rPr>
+          <w:rFonts w:ascii="Consolas" w:hAnsi="Consolas"/>
+          <w:color w:val="003366"/>
+          <w:sz w:val="18"/>
+        </w:rPr>
+      </w:r>
+      <w:r>
+        <w:rPr>
+          <w:rFonts w:ascii="Consolas" w:hAnsi="Consolas"/>
+          <w:color w:val="003366"/>
+          <w:sz w:val="18"/>
+        </w:rPr>
+      </w:r>
+      <w:r>
+        <w:rPr>
+          <w:rFonts w:ascii="Consolas" w:hAnsi="Consolas"/>
+          <w:color w:val="003366"/>
+          <w:sz w:val="18"/>
+        </w:rPr>
+      </w:r>
+      <w:r>
+        <w:rPr>
+          <w:rFonts w:ascii="Consolas" w:hAnsi="Consolas"/>
+          <w:color w:val="003366"/>
+          <w:sz w:val="18"/>
+        </w:rPr>
+      </w:r>
+      <w:r>
+        <w:rPr>
+          <w:rFonts w:ascii="Consolas" w:hAnsi="Consolas"/>
+          <w:color w:val="003366"/>
+          <w:sz w:val="18"/>
+        </w:rPr>
+      </w:r>
+      <w:r>
+        <w:rPr>
+          <w:rFonts w:ascii="Consolas" w:hAnsi="Consolas"/>
+          <w:color w:val="003366"/>
+          <w:sz w:val="18"/>
+        </w:rPr>
+      </w:r>
+      <w:r>
+        <w:rPr>
+          <w:rFonts w:ascii="Consolas" w:hAnsi="Consolas"/>
+          <w:color w:val="003366"/>
+          <w:sz w:val="18"/>
+        </w:rPr>
+      </w:r>
+      <w:r>
+        <w:rPr>
+          <w:rFonts w:ascii="Consolas" w:hAnsi="Consolas"/>
+          <w:color w:val="003366"/>
+          <w:sz w:val="18"/>
+        </w:rPr>
+      </w:r>
+      <w:r>
+        <w:rPr>
+          <w:rFonts w:ascii="Consolas" w:hAnsi="Consolas"/>
+          <w:color w:val="003366"/>
+          <w:sz w:val="18"/>
+        </w:rPr>
+      </w:r>
+      <w:r>
+        <w:rPr>
+          <w:rFonts w:ascii="Consolas" w:hAnsi="Consolas"/>
+          <w:color w:val="003366"/>
+          <w:sz w:val="18"/>
+        </w:rPr>
+      </w:r>
+      <w:r>
+        <w:rPr>
+          <w:rFonts w:ascii="Consolas" w:hAnsi="Consolas"/>
+          <w:color w:val="003366"/>
+          <w:sz w:val="18"/>
+        </w:rPr>
+      </w:r>
+      <w:r>
+        <w:rPr>
+          <w:rFonts w:ascii="Consolas" w:hAnsi="Consolas"/>
+          <w:color w:val="003366"/>
+          <w:sz w:val="18"/>
+        </w:rPr>
+      </w:r>
+      <w:r>
+        <w:rPr>
+          <w:rFonts w:ascii="Consolas" w:hAnsi="Consolas"/>
+          <w:color w:val="003366"/>
+          <w:sz w:val="18"/>
+        </w:rPr>
+      </w:r>
+      <w:r>
+        <w:rPr>
+          <w:rFonts w:ascii="Consolas" w:hAnsi="Consolas"/>
+          <w:color w:val="003366"/>
+          <w:sz w:val="18"/>
+        </w:rPr>
+      </w:r>
+      <w:r>
+        <w:rPr>
+          <w:rFonts w:ascii="Consolas" w:hAnsi="Consolas"/>
+          <w:color w:val="003366"/>
+          <w:sz w:val="18"/>
+        </w:rPr>
+      </w:r>
+      <w:r>
+        <w:rPr>
+          <w:rFonts w:ascii="Consolas" w:hAnsi="Consolas"/>
+          <w:color w:val="003366"/>
+          <w:sz w:val="18"/>
+        </w:rPr>
+      </w:r>
+      <w:r>
+        <w:rPr>
+          <w:rFonts w:ascii="Consolas" w:hAnsi="Consolas"/>
+          <w:color w:val="003366"/>
+          <w:sz w:val="18"/>
+        </w:rPr>
+      </w:r>
+      <w:r>
+        <w:rPr>
+          <w:rFonts w:ascii="Consolas" w:hAnsi="Consolas"/>
+          <w:color w:val="003366"/>
+          <w:sz w:val="18"/>
+        </w:rPr>
+      </w:r>
+      <w:r>
+        <w:rPr>
+          <w:rFonts w:ascii="Consolas" w:hAnsi="Consolas"/>
+          <w:color w:val="003366"/>
+          <w:sz w:val="18"/>
+        </w:rPr>
+      </w:r>
+      <w:r>
+        <w:rPr>
+          <w:rFonts w:ascii="Consolas" w:hAnsi="Consolas"/>
+          <w:color w:val="003366"/>
+          <w:sz w:val="18"/>
+        </w:rPr>
+      </w:r>
+      <w:r>
+        <w:rPr>
+          <w:rFonts w:ascii="Consolas" w:hAnsi="Consolas"/>
+          <w:color w:val="003366"/>
+          <w:sz w:val="18"/>
+        </w:rPr>
+      </w:r>
+      <w:r>
+        <w:rPr>
+          <w:rFonts w:ascii="Consolas" w:hAnsi="Consolas"/>
+          <w:color w:val="003366"/>
+          <w:sz w:val="18"/>
+        </w:rPr>
+      </w:r>
+      <w:r>
+        <w:rPr>
+          <w:rFonts w:ascii="Consolas" w:hAnsi="Consolas"/>
+          <w:color w:val="003366"/>
+          <w:sz w:val="18"/>
+        </w:rPr>
+      </w:r>
+      <w:r>
+        <w:rPr>
+          <w:rFonts w:ascii="Consolas" w:hAnsi="Consolas"/>
+          <w:color w:val="003366"/>
+          <w:sz w:val="18"/>
+        </w:rPr>
+      </w:r>
+      <w:r>
+        <w:rPr>
+          <w:rFonts w:ascii="Consolas" w:hAnsi="Consolas"/>
+          <w:color w:val="003366"/>
+          <w:sz w:val="18"/>
+        </w:rPr>
+      </w:r>
+      <w:r>
+        <w:rPr>
+          <w:rFonts w:ascii="Consolas" w:hAnsi="Consolas"/>
+          <w:color w:val="003366"/>
+          <w:sz w:val="18"/>
+        </w:rPr>
+      </w:r>
+      <w:r>
+        <w:rPr>
+          <w:rFonts w:ascii="Consolas" w:hAnsi="Consolas"/>
+          <w:color w:val="003366"/>
+          <w:sz w:val="18"/>
+        </w:rPr>
+      </w:r>
+      <w:r>
+        <w:rPr>
+          <w:rFonts w:ascii="Consolas" w:hAnsi="Consolas"/>
+          <w:color w:val="003366"/>
+          <w:sz w:val="18"/>
+        </w:rPr>
+      </w:r>
+      <w:r>
+        <w:rPr>
+          <w:rFonts w:ascii="Consolas" w:hAnsi="Consolas"/>
+          <w:color w:val="003366"/>
+          <w:sz w:val="18"/>
+        </w:rPr>
+      </w:r>
+      <w:r>
+        <w:rPr>
+          <w:rFonts w:ascii="Consolas" w:hAnsi="Consolas"/>
+          <w:color w:val="003366"/>
+          <w:sz w:val="18"/>
+        </w:rPr>
+      </w:r>
+      <w:r>
+        <w:rPr>
+          <w:rFonts w:ascii="Consolas" w:hAnsi="Consolas"/>
+          <w:color w:val="003366"/>
+          <w:sz w:val="18"/>
+        </w:rPr>
+      </w:r>
+      <w:r>
+        <w:rPr>
+          <w:rFonts w:ascii="Consolas" w:hAnsi="Consolas"/>
+          <w:color w:val="003366"/>
+          <w:sz w:val="18"/>
+        </w:rPr>
+      </w:r>
+      <w:r>
+        <w:rPr>
+          <w:rFonts w:ascii="Consolas" w:hAnsi="Consolas"/>
+          <w:color w:val="003366"/>
+          <w:sz w:val="18"/>
+        </w:rPr>
+      </w:r>
+      <w:r>
+        <w:rPr>
+          <w:rFonts w:ascii="Consolas" w:hAnsi="Consolas"/>
+          <w:color w:val="003366"/>
+          <w:sz w:val="18"/>
+        </w:rPr>
+      </w:r>
+      <w:r>
+        <w:rPr>
+          <w:rFonts w:ascii="Consolas" w:hAnsi="Consolas"/>
+          <w:color w:val="003366"/>
+          <w:sz w:val="18"/>
+        </w:rPr>
+      </w:r>
+      <w:r>
+        <w:rPr>
+          <w:rFonts w:ascii="Consolas" w:hAnsi="Consolas"/>
+          <w:color w:val="003366"/>
+          <w:sz w:val="18"/>
+        </w:rPr>
+      </w:r>
+      <w:r>
+        <w:rPr>
+          <w:rFonts w:ascii="Consolas" w:hAnsi="Consolas"/>
+          <w:color w:val="003366"/>
+          <w:sz w:val="18"/>
+        </w:rPr>
+      </w:r>
+      <w:r>
+        <w:rPr>
+          <w:rFonts w:ascii="Consolas" w:hAnsi="Consolas"/>
+          <w:color w:val="003366"/>
+          <w:sz w:val="18"/>
+        </w:rPr>
+      </w:r>
+      <w:r>
+        <w:rPr>
+          <w:rFonts w:ascii="Consolas" w:hAnsi="Consolas"/>
+          <w:color w:val="003366"/>
+          <w:sz w:val="18"/>
+        </w:rPr>
+      </w:r>
+      <w:r>
+        <w:rPr>
+          <w:rFonts w:ascii="Consolas" w:hAnsi="Consolas"/>
+          <w:color w:val="003366"/>
+          <w:sz w:val="18"/>
+        </w:rPr>
+      </w:r>
+      <w:r>
+        <w:rPr>
+          <w:rFonts w:ascii="Consolas" w:hAnsi="Consolas"/>
+          <w:color w:val="003366"/>
+          <w:sz w:val="18"/>
+        </w:rPr>
+      </w:r>
+      <w:r>
+        <w:rPr>
+          <w:rFonts w:ascii="Consolas" w:hAnsi="Consolas"/>
+          <w:color w:val="003366"/>
+          <w:sz w:val="18"/>
+        </w:rPr>
+      </w:r>
+      <w:r>
+        <w:rPr>
+          <w:rFonts w:ascii="Consolas" w:hAnsi="Consolas"/>
+          <w:color w:val="003366"/>
+          <w:sz w:val="18"/>
+        </w:rPr>
       </w:r>
     </w:p>
     <w:p>

--- a/项目规划文档.docx
+++ b/项目规划文档.docx
@@ -2529,6 +2529,23 @@
           <w:b w:val="0"/>
         </w:rPr>
         <w:t>✅ C3: 城市系统 (CityManager, CityInfoPanel, connection_lines高亮, 可拖拽编辑面板, 防御力)</w:t>
+      </w:r>
+      <w:r/>
+      <w:r/>
+      <w:r/>
+      <w:r/>
+    </w:p>
+    <w:p>
+      <w:pPr>
+        <w:rPr>
+          <w:rFonts w:hint="eastAsia"/>
+        </w:rPr>
+      </w:pPr>
+      <w:r>
+        <w:rPr>
+          <w:b w:val="0"/>
+        </w:rPr>
+        <w:t>✅ C4: 回合系统 (DateManager, PhaseManager, TurnManager, 势力旗帜)</w:t>
       </w:r>
       <w:r/>
       <w:r/>
@@ -12634,21 +12651,19 @@
           <w:b/>
           <w:lang w:eastAsia="zh-CN"/>
         </w:rPr>
-        <w:t>状态：</w:t>
+        <w:t>状态：✅  已完成(C4_v1)</w:t>
       </w:r>
       <w:r>
         <w:rPr>
           <w:b/>
           <w:lang w:eastAsia="zh-CN"/>
         </w:rPr>
-        <w:t xml:space="preserve">⬜ </w:t>
       </w:r>
       <w:r>
         <w:rPr>
           <w:b/>
           <w:lang w:eastAsia="zh-CN"/>
         </w:rPr>
-        <w:t>未开始</w:t>
       </w:r>
     </w:p>
     <w:p>

--- a/项目规划文档.docx
+++ b/项目规划文档.docx
@@ -2,205 +2,476 @@
 <file path=word/document.xml><?xml version="1.0" encoding="utf-8"?>
 <w:document xmlns:wpc="http://schemas.microsoft.com/office/word/2010/wordprocessingCanvas" xmlns:cx="http://schemas.microsoft.com/office/drawing/2014/chartex" xmlns:cx1="http://schemas.microsoft.com/office/drawing/2015/9/8/chartex" xmlns:cx2="http://schemas.microsoft.com/office/drawing/2015/10/21/chartex" xmlns:cx3="http://schemas.microsoft.com/office/drawing/2016/5/9/chartex" xmlns:cx4="http://schemas.microsoft.com/office/drawing/2016/5/10/chartex" xmlns:cx5="http://schemas.microsoft.com/office/drawing/2016/5/11/chartex" xmlns:cx6="http://schemas.microsoft.com/office/drawing/2016/5/12/chartex" xmlns:cx7="http://schemas.microsoft.com/office/drawing/2016/5/13/chartex" xmlns:cx8="http://schemas.microsoft.com/office/drawing/2016/5/14/chartex" xmlns:mc="http://schemas.openxmlformats.org/markup-compatibility/2006" xmlns:aink="http://schemas.microsoft.com/office/drawing/2016/ink" xmlns:am3d="http://schemas.microsoft.com/office/drawing/2017/model3d" xmlns:o="urn:schemas-microsoft-com:office:office" xmlns:oel="http://schemas.microsoft.com/office/2019/extlst" xmlns:r="http://schemas.openxmlformats.org/officeDocument/2006/relationships" xmlns:m="http://schemas.openxmlformats.org/officeDocument/2006/math" xmlns:v="urn:schemas-microsoft-com:vml" xmlns:wp14="http://schemas.microsoft.com/office/word/2010/wordprocessingDrawing" xmlns:wp="http://schemas.openxmlformats.org/drawingml/2006/wordprocessingDrawing" xmlns:w10="urn:schemas-microsoft-com:office:word" xmlns:w="http://schemas.openxmlformats.org/wordprocessingml/2006/main" xmlns:w14="http://schemas.microsoft.com/office/word/2010/wordml" xmlns:w15="http://schemas.microsoft.com/office/word/2012/wordml" xmlns:w16cex="http://schemas.microsoft.com/office/word/2018/wordml/cex" xmlns:w16cid="http://schemas.microsoft.com/office/word/2016/wordml/cid" xmlns:w16="http://schemas.microsoft.com/office/word/2018/wordml" xmlns:w16du="http://schemas.microsoft.com/office/word/2023/wordml/word16du" xmlns:w16sdtdh="http://schemas.microsoft.com/office/word/2020/wordml/sdtdatahash" xmlns:w16sdtfl="http://schemas.microsoft.com/office/word/2024/wordml/sdtformatlock" xmlns:w16se="http://schemas.microsoft.com/office/word/2015/wordml/symex" xmlns:wpg="http://schemas.microsoft.com/office/word/2010/wordprocessingGroup" xmlns:wpi="http://schemas.microsoft.com/office/word/2010/wordprocessingInk" xmlns:wne="http://schemas.microsoft.com/office/word/2006/wordml" xmlns:wps="http://schemas.microsoft.com/office/word/2010/wordprocessingShape" mc:Ignorable="w14 w15 w16se w16cid w16 w16cex w16sdtdh w16sdtfl w16du wp14">
   <w:body>
-    <w:p/>
-    <w:p>
-      <w:r>
-        <w:rPr>
-          <w:b w:val="0"/>
-        </w:rPr>
-        <w:t>【C0-C2 完成明细】（基于2026-05-07代码审计）</w:t>
-      </w:r>
-    </w:p>
-    <w:p/>
-    <w:p>
-      <w:r>
-        <w:rPr>
-          <w:b w:val="0"/>
-        </w:rPr>
-        <w:t>C0 - 基础设施 (C0_v1):</w:t>
-      </w:r>
-    </w:p>
-    <w:p>
-      <w:r>
-        <w:rPr>
-          <w:b w:val="0"/>
-        </w:rPr>
-        <w:t xml:space="preserve">  game_state.gd — 单例autoload, get_data/set_data/register/clear/save_game/load_game</w:t>
-      </w:r>
-    </w:p>
-    <w:p>
-      <w:r>
-        <w:rPr>
-          <w:b w:val="0"/>
-        </w:rPr>
-        <w:t xml:space="preserve">  debug_system.gd — debug_mode静态布尔 + print_dbg静态函数</w:t>
-      </w:r>
-    </w:p>
-    <w:p>
-      <w:r>
-        <w:rPr>
-          <w:b w:val="0"/>
-        </w:rPr>
-        <w:t xml:space="preserve">  random_manager.gd — randf/randi_range/seed, DEBUG_MODE种子固定42</w:t>
-      </w:r>
-    </w:p>
-    <w:p>
-      <w:r>
-        <w:rPr>
-          <w:b w:val="0"/>
-        </w:rPr>
+    <w:p>
+      <w:pPr>
+        <w:rPr>
+          <w:rFonts w:hint="eastAsia"/>
+        </w:rPr>
+      </w:pPr>
+    </w:p>
+    <w:p>
+      <w:pPr>
+        <w:rPr>
+          <w:rFonts w:hint="eastAsia"/>
+          <w:lang w:eastAsia="zh-CN"/>
+        </w:rPr>
+      </w:pPr>
+      <w:r>
+        <w:rPr>
+          <w:lang w:eastAsia="zh-CN"/>
+        </w:rPr>
+        <w:t>【</w:t>
+      </w:r>
+      <w:r>
+        <w:rPr>
+          <w:lang w:eastAsia="zh-CN"/>
+        </w:rPr>
+        <w:t xml:space="preserve">C0-C2 </w:t>
+      </w:r>
+      <w:r>
+        <w:rPr>
+          <w:lang w:eastAsia="zh-CN"/>
+        </w:rPr>
+        <w:t>完成明细】（基于</w:t>
+      </w:r>
+      <w:r>
+        <w:rPr>
+          <w:lang w:eastAsia="zh-CN"/>
+        </w:rPr>
+        <w:t>2026-05-07</w:t>
+      </w:r>
+      <w:r>
+        <w:rPr>
+          <w:lang w:eastAsia="zh-CN"/>
+        </w:rPr>
+        <w:t>代码审计）</w:t>
+      </w:r>
+    </w:p>
+    <w:p>
+      <w:pPr>
+        <w:rPr>
+          <w:rFonts w:hint="eastAsia"/>
+          <w:lang w:eastAsia="zh-CN"/>
+        </w:rPr>
+      </w:pPr>
+    </w:p>
+    <w:p>
+      <w:pPr>
+        <w:rPr>
+          <w:rFonts w:hint="eastAsia"/>
+        </w:rPr>
+      </w:pPr>
+      <w:r>
+        <w:t xml:space="preserve">C0 - </w:t>
+      </w:r>
+      <w:r>
+        <w:t>基础设施</w:t>
+      </w:r>
+      <w:r>
+        <w:t xml:space="preserve"> (C0_v1):</w:t>
+      </w:r>
+    </w:p>
+    <w:p>
+      <w:pPr>
+        <w:rPr>
+          <w:rFonts w:hint="eastAsia"/>
+        </w:rPr>
+      </w:pPr>
+      <w:r>
+        <w:t xml:space="preserve">  game_state.gd — </w:t>
+      </w:r>
+      <w:r>
+        <w:t>单例</w:t>
+      </w:r>
+      <w:r>
+        <w:t>autoload, get_data/set_data/register/clear/save_game/load_game</w:t>
+      </w:r>
+    </w:p>
+    <w:p>
+      <w:pPr>
+        <w:rPr>
+          <w:rFonts w:hint="eastAsia"/>
+        </w:rPr>
+      </w:pPr>
+      <w:r>
+        <w:t xml:space="preserve">  debug_system.gd — debug_mode</w:t>
+      </w:r>
+      <w:r>
+        <w:t>静态布尔</w:t>
+      </w:r>
+      <w:r>
+        <w:t xml:space="preserve"> + print_dbg</w:t>
+      </w:r>
+      <w:r>
+        <w:t>静态函数</w:t>
+      </w:r>
+    </w:p>
+    <w:p>
+      <w:pPr>
+        <w:rPr>
+          <w:rFonts w:hint="eastAsia"/>
+        </w:rPr>
+      </w:pPr>
+      <w:r>
+        <w:t xml:space="preserve">  random_manager.gd — randf/randi_range/seed, DEBUG_MODE</w:t>
+      </w:r>
+      <w:r>
+        <w:t>种子固定</w:t>
+      </w:r>
+      <w:r>
+        <w:t>42</w:t>
+      </w:r>
+    </w:p>
+    <w:p>
+      <w:pPr>
+        <w:rPr>
+          <w:rFonts w:hint="eastAsia"/>
+        </w:rPr>
+      </w:pPr>
+      <w:r>
         <w:t xml:space="preserve">  test_runner.gd — register_test/run_all/run_single</w:t>
       </w:r>
     </w:p>
     <w:p>
-      <w:r>
-        <w:rPr>
-          <w:b w:val="0"/>
-        </w:rPr>
-        <w:t xml:space="preserve">  debug_panel.tscn — DEBUG_MODE复选框 + 日志输出</w:t>
-      </w:r>
-    </w:p>
-    <w:p>
-      <w:r>
-        <w:rPr>
-          <w:b w:val="0"/>
-        </w:rPr>
-        <w:t xml:space="preserve">  test_runner.tscn — 测试列表 + 运行按钮</w:t>
-      </w:r>
-    </w:p>
-    <w:p/>
-    <w:p>
-      <w:r>
-        <w:rPr>
-          <w:b w:val="0"/>
-        </w:rPr>
-        <w:t>C1 - 数据管线 (C1_v1):</w:t>
-      </w:r>
-    </w:p>
-    <w:p>
-      <w:r>
-        <w:rPr>
-          <w:b w:val="0"/>
-        </w:rPr>
-        <w:t xml:space="preserve">  export_palette.py — PAL256.S5 → palette.json (256色RGB)</w:t>
-      </w:r>
-    </w:p>
-    <w:p>
-      <w:r>
-        <w:rPr>
-          <w:b w:val="0"/>
-        </w:rPr>
+      <w:pPr>
+        <w:rPr>
+          <w:rFonts w:hint="eastAsia"/>
+        </w:rPr>
+      </w:pPr>
+      <w:r>
+        <w:t xml:space="preserve">  debug_panel.tscn — DEBUG_MODE</w:t>
+      </w:r>
+      <w:r>
+        <w:t>复选框</w:t>
+      </w:r>
+      <w:r>
+        <w:t xml:space="preserve"> + </w:t>
+      </w:r>
+      <w:r>
+        <w:t>日志输出</w:t>
+      </w:r>
+    </w:p>
+    <w:p>
+      <w:pPr>
+        <w:rPr>
+          <w:rFonts w:hint="eastAsia"/>
+        </w:rPr>
+      </w:pPr>
+      <w:r>
+        <w:t xml:space="preserve">  test_runner.tscn — </w:t>
+      </w:r>
+      <w:r>
+        <w:t>测试列表</w:t>
+      </w:r>
+      <w:r>
+        <w:t xml:space="preserve"> + </w:t>
+      </w:r>
+      <w:r>
+        <w:t>运行按钮</w:t>
+      </w:r>
+    </w:p>
+    <w:p>
+      <w:pPr>
+        <w:rPr>
+          <w:rFonts w:hint="eastAsia"/>
+        </w:rPr>
+      </w:pPr>
+    </w:p>
+    <w:p>
+      <w:pPr>
+        <w:rPr>
+          <w:rFonts w:hint="eastAsia"/>
+        </w:rPr>
+      </w:pPr>
+      <w:r>
+        <w:t xml:space="preserve">C1 - </w:t>
+      </w:r>
+      <w:r>
+        <w:t>数据管线</w:t>
+      </w:r>
+      <w:r>
+        <w:t xml:space="preserve"> (C1_v1):</w:t>
+      </w:r>
+    </w:p>
+    <w:p>
+      <w:pPr>
+        <w:rPr>
+          <w:rFonts w:hint="eastAsia"/>
+        </w:rPr>
+      </w:pPr>
+      <w:r>
+        <w:t xml:space="preserve">  export_palette.py — PAL256.S5 → palette.json (256</w:t>
+      </w:r>
+      <w:r>
+        <w:t>色</w:t>
+      </w:r>
+      <w:r>
+        <w:t>RGB)</w:t>
+      </w:r>
+    </w:p>
+    <w:p>
+      <w:pPr>
+        <w:rPr>
+          <w:rFonts w:hint="eastAsia"/>
+        </w:rPr>
+      </w:pPr>
+      <w:r>
         <w:t xml:space="preserve">  export_map_data.py — MAP256.S5 + PAL256.S5 → map_full.png (1280×940)</w:t>
       </w:r>
     </w:p>
     <w:p>
-      <w:r>
-        <w:rPr>
-          <w:b w:val="0"/>
-        </w:rPr>
-        <w:t xml:space="preserve">  export_city_data.py — SNDATA.S5 → cities.json (42城, 硬编码坐标映射表)</w:t>
-      </w:r>
-    </w:p>
-    <w:p/>
-    <w:p>
-      <w:r>
-        <w:rPr>
-          <w:b w:val="0"/>
-        </w:rPr>
-        <w:t>C2 - 地图渲染 (C2_v7 / C2_v10):</w:t>
-      </w:r>
-    </w:p>
-    <w:p>
-      <w:r>
-        <w:rPr>
-          <w:b w:val="0"/>
-        </w:rPr>
-        <w:t xml:space="preserve">  main.gd (C2_v7) — 加载cities_custom.json(优先) + drawn_lines.json → 实例化MapView</w:t>
-      </w:r>
-    </w:p>
-    <w:p>
-      <w:r>
-        <w:rPr>
-          <w:b w:val="0"/>
-        </w:rPr>
+      <w:pPr>
+        <w:rPr>
+          <w:rFonts w:hint="eastAsia"/>
+        </w:rPr>
+      </w:pPr>
+      <w:r>
+        <w:t xml:space="preserve">  export_city_data.py — SNDATA.S5 → cities.json (42</w:t>
+      </w:r>
+      <w:r>
+        <w:t>城</w:t>
+      </w:r>
+      <w:r>
+        <w:t xml:space="preserve">, </w:t>
+      </w:r>
+      <w:r>
+        <w:t>硬编码坐标映射表</w:t>
+      </w:r>
+      <w:r>
+        <w:t>)</w:t>
+      </w:r>
+    </w:p>
+    <w:p>
+      <w:pPr>
+        <w:rPr>
+          <w:rFonts w:hint="eastAsia"/>
+        </w:rPr>
+      </w:pPr>
+    </w:p>
+    <w:p>
+      <w:pPr>
+        <w:rPr>
+          <w:rFonts w:hint="eastAsia"/>
+        </w:rPr>
+      </w:pPr>
+      <w:r>
+        <w:t xml:space="preserve">C2 - </w:t>
+      </w:r>
+      <w:r>
+        <w:t>地图渲染</w:t>
+      </w:r>
+      <w:r>
+        <w:t xml:space="preserve"> (C2_v7 / C2_v10):</w:t>
+      </w:r>
+    </w:p>
+    <w:p>
+      <w:pPr>
+        <w:rPr>
+          <w:rFonts w:hint="eastAsia"/>
+        </w:rPr>
+      </w:pPr>
+      <w:r>
+        <w:t xml:space="preserve">  main.gd (C2_v7) — </w:t>
+      </w:r>
+      <w:r>
+        <w:t>加载</w:t>
+      </w:r>
+      <w:r>
+        <w:t>cities_custom.json(</w:t>
+      </w:r>
+      <w:r>
+        <w:t>优先</w:t>
+      </w:r>
+      <w:r>
+        <w:t xml:space="preserve">) + drawn_lines.json → </w:t>
+      </w:r>
+      <w:r>
+        <w:t>实例化</w:t>
+      </w:r>
+      <w:r>
+        <w:t>MapView</w:t>
+      </w:r>
+    </w:p>
+    <w:p>
+      <w:pPr>
+        <w:rPr>
+          <w:rFonts w:hint="eastAsia"/>
+        </w:rPr>
+      </w:pPr>
+      <w:r>
         <w:t xml:space="preserve">  map_view.gd (C2_v7) — Control + Markers + CityEditor + ConnectionLines + FreehandLines</w:t>
       </w:r>
     </w:p>
     <w:p>
-      <w:r>
-        <w:rPr>
-          <w:b w:val="0"/>
-        </w:rPr>
-        <w:t xml:space="preserve">  city_marker.gd (C2_v6) — City2.png (75×60) + 名称标签 + 发射city_clicked信号</w:t>
-      </w:r>
-    </w:p>
-    <w:p>
-      <w:r>
-        <w:rPr>
-          <w:b w:val="0"/>
-        </w:rPr>
-        <w:t xml:space="preserve">  city_editor.gd (C2_v10) — 7种模式(SELECT/ADD/CONNECT/DELETE/RENAME/DRAW/DELETE_LINE)</w:t>
-      </w:r>
-    </w:p>
-    <w:p>
-      <w:r>
-        <w:rPr>
-          <w:b w:val="0"/>
-        </w:rPr>
-        <w:t xml:space="preserve">  connection_lines.gd (C2_v9) — Catmull-Rom样条曲线 + 路径点 + 手绘抖动效果</w:t>
-      </w:r>
-    </w:p>
-    <w:p>
-      <w:r>
-        <w:rPr>
-          <w:b w:val="0"/>
-        </w:rPr>
-        <w:t xml:space="preserve">  freehand_lines.gd (C2_v7) — 手绘装饰线条渲染</w:t>
-      </w:r>
-    </w:p>
-    <w:p/>
-    <w:p>
-      <w:r>
-        <w:rPr>
-          <w:b w:val="0"/>
-        </w:rPr>
-        <w:t>数据文件:</w:t>
-      </w:r>
-    </w:p>
-    <w:p>
-      <w:r>
-        <w:rPr>
-          <w:b w:val="0"/>
-        </w:rPr>
-        <w:t xml:space="preserve">  cities_custom.json — 66座城市, 坐标和连接已手动调整完毕</w:t>
-      </w:r>
-    </w:p>
-    <w:p>
-      <w:r>
-        <w:rPr>
-          <w:b w:val="0"/>
-        </w:rPr>
-        <w:t xml:space="preserve">  cities.json — 原始42城数据(备用)</w:t>
-      </w:r>
-    </w:p>
-    <w:p>
-      <w:r>
-        <w:rPr>
-          <w:b w:val="0"/>
-        </w:rPr>
-        <w:t xml:space="preserve">  drawn_lines.json — 保存的手绘线条</w:t>
-      </w:r>
-    </w:p>
-    <w:p/>
-    <w:p>
-      <w:r>
-        <w:rPr>
-          <w:b w:val="0"/>
-        </w:rPr>
-        <w:t>C2编辑器快捷键: E开关编辑模式, Esc取消当前操作</w:t>
-      </w:r>
-    </w:p>
-    <w:p/>
+      <w:pPr>
+        <w:rPr>
+          <w:rFonts w:hint="eastAsia"/>
+        </w:rPr>
+      </w:pPr>
+      <w:r>
+        <w:t xml:space="preserve">  city_marker.gd (C2_v6) — City2.png (75×60) + </w:t>
+      </w:r>
+      <w:r>
+        <w:t>名称标签</w:t>
+      </w:r>
+      <w:r>
+        <w:t xml:space="preserve"> + </w:t>
+      </w:r>
+      <w:r>
+        <w:t>发射</w:t>
+      </w:r>
+      <w:r>
+        <w:t>city_clicked</w:t>
+      </w:r>
+      <w:r>
+        <w:t>信号</w:t>
+      </w:r>
+    </w:p>
+    <w:p>
+      <w:pPr>
+        <w:rPr>
+          <w:rFonts w:hint="eastAsia"/>
+        </w:rPr>
+      </w:pPr>
+      <w:r>
+        <w:t xml:space="preserve">  city_editor.gd (C2_v10) — 7</w:t>
+      </w:r>
+      <w:r>
+        <w:t>种模式</w:t>
+      </w:r>
+      <w:r>
+        <w:t>(SELECT/ADD/CONNECT/DELETE/RENAME/DRAW/DELETE_LINE)</w:t>
+      </w:r>
+    </w:p>
+    <w:p>
+      <w:pPr>
+        <w:rPr>
+          <w:rFonts w:hint="eastAsia"/>
+        </w:rPr>
+      </w:pPr>
+      <w:r>
+        <w:t xml:space="preserve">  connection_lines.gd (C2_v9) — Catmull-Rom</w:t>
+      </w:r>
+      <w:r>
+        <w:t>样条曲线</w:t>
+      </w:r>
+      <w:r>
+        <w:t xml:space="preserve"> + </w:t>
+      </w:r>
+      <w:r>
+        <w:t>路径点</w:t>
+      </w:r>
+      <w:r>
+        <w:t xml:space="preserve"> + </w:t>
+      </w:r>
+      <w:r>
+        <w:t>手绘抖动效果</w:t>
+      </w:r>
+    </w:p>
+    <w:p>
+      <w:pPr>
+        <w:rPr>
+          <w:rFonts w:hint="eastAsia"/>
+        </w:rPr>
+      </w:pPr>
+      <w:r>
+        <w:t xml:space="preserve">  freehand_lines.gd (C2_v7) — </w:t>
+      </w:r>
+      <w:r>
+        <w:t>手绘装饰线条渲染</w:t>
+      </w:r>
+    </w:p>
+    <w:p>
+      <w:pPr>
+        <w:rPr>
+          <w:rFonts w:hint="eastAsia"/>
+        </w:rPr>
+      </w:pPr>
+    </w:p>
+    <w:p>
+      <w:pPr>
+        <w:rPr>
+          <w:rFonts w:hint="eastAsia"/>
+        </w:rPr>
+      </w:pPr>
+      <w:r>
+        <w:t>数据文件</w:t>
+      </w:r>
+      <w:r>
+        <w:t>:</w:t>
+      </w:r>
+    </w:p>
+    <w:p>
+      <w:pPr>
+        <w:rPr>
+          <w:rFonts w:hint="eastAsia"/>
+        </w:rPr>
+      </w:pPr>
+      <w:r>
+        <w:t xml:space="preserve">  cities_custom.json — 66</w:t>
+      </w:r>
+      <w:r>
+        <w:t>座城市</w:t>
+      </w:r>
+      <w:r>
+        <w:t xml:space="preserve">, </w:t>
+      </w:r>
+      <w:r>
+        <w:t>坐标和连接已手动调整完毕</w:t>
+      </w:r>
+    </w:p>
+    <w:p>
+      <w:pPr>
+        <w:rPr>
+          <w:rFonts w:hint="eastAsia"/>
+        </w:rPr>
+      </w:pPr>
+      <w:r>
+        <w:t xml:space="preserve">  drawn_lines.json — </w:t>
+      </w:r>
+      <w:r>
+        <w:t>保存的手绘线条</w:t>
+      </w:r>
+    </w:p>
+    <w:p>
+      <w:pPr>
+        <w:rPr>
+          <w:rFonts w:hint="eastAsia"/>
+        </w:rPr>
+      </w:pPr>
+    </w:p>
+    <w:p>
+      <w:pPr>
+        <w:rPr>
+          <w:rFonts w:hint="eastAsia"/>
+        </w:rPr>
+      </w:pPr>
+      <w:r>
+        <w:t>C2</w:t>
+      </w:r>
+      <w:r>
+        <w:t>编辑器快捷键</w:t>
+      </w:r>
+      <w:r>
+        <w:t>: E</w:t>
+      </w:r>
+      <w:r>
+        <w:t>开关编辑模式</w:t>
+      </w:r>
+      <w:r>
+        <w:t>, Esc</w:t>
+      </w:r>
+      <w:r>
+        <w:t>取消当前操作</w:t>
+      </w:r>
+    </w:p>
+    <w:p>
+      <w:pPr>
+        <w:rPr>
+          <w:rFonts w:hint="eastAsia"/>
+        </w:rPr>
+      </w:pPr>
+    </w:p>
     <w:p>
       <w:pPr>
         <w:rPr>
@@ -341,30 +612,33 @@
       </w:pPr>
       <w:r>
         <w:rPr>
-          <w:b w:val="0"/>
           <w:sz w:val="26"/>
         </w:rPr>
-        <w:t>v3.0 ｜ 2026-05-07 ｜ Python 3 + Godot 4.4+</w:t>
+        <w:t xml:space="preserve">v3.0 </w:t>
       </w:r>
       <w:r>
         <w:rPr>
           <w:sz w:val="26"/>
         </w:rPr>
+        <w:t>｜</w:t>
       </w:r>
       <w:r>
         <w:rPr>
           <w:sz w:val="26"/>
         </w:rPr>
+        <w:t xml:space="preserve"> 2026-05-07 </w:t>
       </w:r>
       <w:r>
         <w:rPr>
           <w:sz w:val="26"/>
         </w:rPr>
+        <w:t>｜</w:t>
       </w:r>
       <w:r>
         <w:rPr>
           <w:sz w:val="26"/>
         </w:rPr>
+        <w:t xml:space="preserve"> Python 3 + Godot 4.4+</w:t>
       </w:r>
     </w:p>
     <w:p>
@@ -2525,32 +2799,82 @@
         </w:rPr>
       </w:pPr>
       <w:r>
-        <w:rPr>
-          <w:b w:val="0"/>
-        </w:rPr>
-        <w:t>✅ C3: 城市系统 (CityManager, CityInfoPanel, connection_lines高亮, 可拖拽编辑面板, 防御力)</w:t>
-      </w:r>
-      <w:r/>
-      <w:r/>
-      <w:r/>
-      <w:r/>
-    </w:p>
-    <w:p>
-      <w:pPr>
-        <w:rPr>
-          <w:rFonts w:hint="eastAsia"/>
-        </w:rPr>
-      </w:pPr>
-      <w:r>
-        <w:rPr>
-          <w:b w:val="0"/>
-        </w:rPr>
-        <w:t>✅ C4: 回合系统 (DateManager, PhaseManager, TurnManager, 势力旗帜)</w:t>
-      </w:r>
-      <w:r/>
-      <w:r/>
-      <w:r/>
-      <w:r/>
+        <w:t xml:space="preserve">✅ C3: </w:t>
+      </w:r>
+      <w:r>
+        <w:t>城市系统</w:t>
+      </w:r>
+      <w:r>
+        <w:t xml:space="preserve"> (CityManager, CityInfoPanel, connection_lines</w:t>
+      </w:r>
+      <w:r>
+        <w:t>高亮</w:t>
+      </w:r>
+      <w:r>
+        <w:t xml:space="preserve">, </w:t>
+      </w:r>
+      <w:r>
+        <w:t>可拖拽编辑面板</w:t>
+      </w:r>
+      <w:r>
+        <w:t xml:space="preserve">, </w:t>
+      </w:r>
+      <w:r>
+        <w:t>防御力</w:t>
+      </w:r>
+      <w:r>
+        <w:t>)</w:t>
+      </w:r>
+    </w:p>
+    <w:p>
+      <w:pPr>
+        <w:rPr>
+          <w:rFonts w:hint="eastAsia"/>
+        </w:rPr>
+      </w:pPr>
+      <w:r>
+        <w:t xml:space="preserve">✅ C4: </w:t>
+      </w:r>
+      <w:r>
+        <w:t>回合系统</w:t>
+      </w:r>
+      <w:r>
+        <w:t xml:space="preserve"> (DateManager, PhaseManager, TurnManager, </w:t>
+      </w:r>
+      <w:r>
+        <w:t>势力旗帜</w:t>
+      </w:r>
+      <w:r>
+        <w:t>)</w:t>
+      </w:r>
+    </w:p>
+    <w:p>
+      <w:pPr>
+        <w:rPr>
+          <w:rFonts w:hint="eastAsia"/>
+        </w:rPr>
+      </w:pPr>
+      <w:r>
+        <w:t xml:space="preserve">✅ C5: </w:t>
+      </w:r>
+      <w:r>
+        <w:t>内政系统</w:t>
+      </w:r>
+      <w:r>
+        <w:t xml:space="preserve"> (InternalManager, CommandPanel, </w:t>
+      </w:r>
+      <w:r>
+        <w:t>内政指令</w:t>
+      </w:r>
+      <w:r>
+        <w:t xml:space="preserve">, </w:t>
+      </w:r>
+      <w:r>
+        <w:t>军粮消耗</w:t>
+      </w:r>
+      <w:r>
+        <w:t>)</w:t>
+      </w:r>
     </w:p>
     <w:tbl>
       <w:tblPr>
@@ -2763,6 +3087,7 @@
         <w:pStyle w:val="31"/>
       </w:pPr>
       <w:r>
+        <w:lastRenderedPageBreak/>
         <w:t>当前</w:t>
       </w:r>
       <w:r>
@@ -2812,16 +3137,40 @@
       </w:pPr>
       <w:r>
         <w:rPr>
-          <w:b w:val="0"/>
           <w:sz w:val="20"/>
         </w:rPr>
-        <w:t>GameState 已在 C0 中创建并持续使用。当前是运行中的 Godot 4.4+ 项目。</w:t>
-      </w:r>
-      <w:r/>
-      <w:r/>
-      <w:r/>
-      <w:r/>
-      <w:r/>
+        <w:t xml:space="preserve">GameState </w:t>
+      </w:r>
+      <w:r>
+        <w:rPr>
+          <w:sz w:val="20"/>
+        </w:rPr>
+        <w:t>已在</w:t>
+      </w:r>
+      <w:r>
+        <w:rPr>
+          <w:sz w:val="20"/>
+        </w:rPr>
+        <w:t xml:space="preserve"> C0 </w:t>
+      </w:r>
+      <w:r>
+        <w:rPr>
+          <w:sz w:val="20"/>
+        </w:rPr>
+        <w:t>中创建并持续使用。当前是运行中的</w:t>
+      </w:r>
+      <w:r>
+        <w:rPr>
+          <w:sz w:val="20"/>
+        </w:rPr>
+        <w:t xml:space="preserve"> Godot 4.4+ </w:t>
+      </w:r>
+      <w:r>
+        <w:rPr>
+          <w:sz w:val="20"/>
+        </w:rPr>
+        <w:t>项目。</w:t>
+      </w:r>
     </w:p>
     <w:p>
       <w:pPr>
@@ -2968,6 +3317,14 @@
           <w:b/>
         </w:rPr>
         <w:t>执行规范】</w:t>
+      </w:r>
+      <w:r>
+        <w:rPr>
+          <w:rFonts w:ascii="宋体" w:eastAsia="宋体" w:hAnsi="宋体" w:hint="eastAsia"/>
+          <w:b/>
+          <w:lang w:eastAsia="zh-CN"/>
+        </w:rPr>
+        <w:t>（这里别忘了更新状态）</w:t>
       </w:r>
       <w:r>
         <w:rPr>
@@ -3338,15 +3695,15 @@
             </w:pPr>
             <w:r>
               <w:rPr>
-                <w:b w:val="0"/>
                 <w:sz w:val="18"/>
               </w:rPr>
-              <w:t>✅ 已完成</w:t>
+              <w:t xml:space="preserve">✅ </w:t>
             </w:r>
             <w:r>
               <w:rPr>
                 <w:sz w:val="18"/>
               </w:rPr>
+              <w:t>已完成</w:t>
             </w:r>
           </w:p>
         </w:tc>
@@ -3409,13 +3766,13 @@
               <w:rPr>
                 <w:sz w:val="18"/>
               </w:rPr>
-              <w:t xml:space="preserve">⬜ </w:t>
+              <w:t xml:space="preserve">✅ </w:t>
             </w:r>
             <w:r>
               <w:rPr>
                 <w:sz w:val="18"/>
               </w:rPr>
-              <w:t>未开始</w:t>
+              <w:t>已完成</w:t>
             </w:r>
           </w:p>
         </w:tc>
@@ -3478,13 +3835,13 @@
               <w:rPr>
                 <w:sz w:val="18"/>
               </w:rPr>
-              <w:t xml:space="preserve">⬜ </w:t>
+              <w:t xml:space="preserve">✅ </w:t>
             </w:r>
             <w:r>
               <w:rPr>
                 <w:sz w:val="18"/>
               </w:rPr>
-              <w:t>未开始</w:t>
+              <w:t>已完成</w:t>
             </w:r>
           </w:p>
         </w:tc>
@@ -9863,24 +10220,30 @@
         <w:rPr>
           <w:lang w:eastAsia="zh-CN"/>
         </w:rPr>
+        <w:t xml:space="preserve">  - </w:t>
+      </w:r>
+      <w:r>
+        <w:rPr>
+          <w:lang w:eastAsia="zh-CN"/>
+        </w:rPr>
+        <w:t>编辑城市之间的连接关系</w:t>
+      </w:r>
+    </w:p>
+    <w:p>
+      <w:pPr>
+        <w:rPr>
+          <w:rFonts w:hint="eastAsia"/>
+          <w:lang w:eastAsia="zh-CN"/>
+        </w:rPr>
+      </w:pPr>
+      <w:r>
+        <w:rPr>
+          <w:lang w:eastAsia="zh-CN"/>
+        </w:rPr>
         <w:t xml:space="preserve">  </w:t>
       </w:r>
       <w:r>
         <w:t xml:space="preserve">- </w:t>
-      </w:r>
-      <w:r>
-        <w:t>编辑城市之间的连接关系</w:t>
-      </w:r>
-    </w:p>
-    <w:p>
-      <w:pPr>
-        <w:rPr>
-          <w:rFonts w:hint="eastAsia"/>
-          <w:lang w:eastAsia="zh-CN"/>
-        </w:rPr>
-      </w:pPr>
-      <w:r>
-        <w:t xml:space="preserve">  - </w:t>
       </w:r>
       <w:r>
         <w:t>保存最终配置到</w:t>
@@ -10041,18 +10404,34 @@
       <w:pPr>
         <w:rPr>
           <w:rFonts w:hint="eastAsia"/>
-        </w:rPr>
-      </w:pPr>
-      <w:r>
-        <w:t xml:space="preserve">  - </w:t>
-      </w:r>
-      <w:r>
+          <w:lang w:eastAsia="zh-CN"/>
+        </w:rPr>
+      </w:pPr>
+      <w:r>
+        <w:t xml:space="preserve">  </w:t>
+      </w:r>
+      <w:r>
+        <w:rPr>
+          <w:lang w:eastAsia="zh-CN"/>
+        </w:rPr>
+        <w:t xml:space="preserve">- </w:t>
+      </w:r>
+      <w:r>
+        <w:rPr>
+          <w:lang w:eastAsia="zh-CN"/>
+        </w:rPr>
         <w:t>城市放点</w:t>
       </w:r>
       <w:r>
+        <w:rPr>
+          <w:lang w:eastAsia="zh-CN"/>
+        </w:rPr>
         <w:t xml:space="preserve">: </w:t>
       </w:r>
       <w:r>
+        <w:rPr>
+          <w:lang w:eastAsia="zh-CN"/>
+        </w:rPr>
         <w:t>移除了画线模式不能在城市上放置路径点的限制</w:t>
       </w:r>
     </w:p>
@@ -10063,7 +10442,13 @@
         </w:rPr>
       </w:pPr>
       <w:r>
-        <w:t xml:space="preserve">  - </w:t>
+        <w:rPr>
+          <w:lang w:eastAsia="zh-CN"/>
+        </w:rPr>
+        <w:t xml:space="preserve">  </w:t>
+      </w:r>
+      <w:r>
+        <w:t xml:space="preserve">- </w:t>
       </w:r>
       <w:r>
         <w:t>自由线条渲染</w:t>
@@ -10764,20 +11149,27 @@
       </w:pPr>
       <w:r>
         <w:rPr>
-          <w:b w:val="0"/>
-          <w:lang w:eastAsia="zh-CN"/>
-        </w:rPr>
-        <w:t>状态：✅ 已完成(C3_v2)</w:t>
-      </w:r>
-      <w:r>
-        <w:rPr>
-          <w:lang w:eastAsia="zh-CN"/>
-        </w:rPr>
-      </w:r>
-      <w:r>
-        <w:rPr>
-          <w:lang w:eastAsia="zh-CN"/>
-        </w:rPr>
+          <w:lang w:eastAsia="zh-CN"/>
+        </w:rPr>
+        <w:t>状态：</w:t>
+      </w:r>
+      <w:r>
+        <w:rPr>
+          <w:lang w:eastAsia="zh-CN"/>
+        </w:rPr>
+        <w:t xml:space="preserve">✅ </w:t>
+      </w:r>
+      <w:r>
+        <w:rPr>
+          <w:lang w:eastAsia="zh-CN"/>
+        </w:rPr>
+        <w:t>已完成</w:t>
+      </w:r>
+      <w:r>
+        <w:rPr>
+          <w:lang w:eastAsia="zh-CN"/>
+        </w:rPr>
+        <w:t>(C3_v2)</w:t>
       </w:r>
     </w:p>
     <w:p>
@@ -11420,195 +11812,465 @@
       </w:r>
     </w:p>
     <w:p>
-      <w:r>
-        <w:rPr>
-          <w:b w:val="0"/>
-        </w:rPr>
-        <w:t>【已完成记录 C3_v2】</w:t>
-      </w:r>
-    </w:p>
-    <w:p>
-      <w:r>
-        <w:rPr>
-          <w:b w:val="0"/>
-        </w:rPr>
+      <w:pPr>
+        <w:rPr>
+          <w:rFonts w:hint="eastAsia"/>
+          <w:lang w:eastAsia="zh-CN"/>
+        </w:rPr>
+      </w:pPr>
+      <w:r>
+        <w:rPr>
+          <w:lang w:eastAsia="zh-CN"/>
+        </w:rPr>
+        <w:t>【已完成记录</w:t>
+      </w:r>
+      <w:r>
+        <w:rPr>
+          <w:lang w:eastAsia="zh-CN"/>
+        </w:rPr>
+        <w:t xml:space="preserve"> C3_v2</w:t>
+      </w:r>
+      <w:r>
+        <w:rPr>
+          <w:lang w:eastAsia="zh-CN"/>
+        </w:rPr>
+        <w:t>】</w:t>
+      </w:r>
+    </w:p>
+    <w:p>
+      <w:pPr>
+        <w:rPr>
+          <w:rFonts w:hint="eastAsia"/>
+        </w:rPr>
+      </w:pPr>
+      <w:r>
         <w:t>完成内容：</w:t>
       </w:r>
     </w:p>
     <w:p>
-      <w:r>
-        <w:rPr>
-          <w:b w:val="0"/>
-        </w:rPr>
-        <w:t>- NewGame/scripts/city/city_manager.gd: 城市选择管理器 (select_city/deselect_city/get_selected/get_city/get_all_cities)</w:t>
-      </w:r>
-    </w:p>
-    <w:p>
-      <w:r>
-        <w:rPr>
-          <w:b w:val="0"/>
-        </w:rPr>
-        <w:t>- NewGame/scripts/ui/city_info_panel.gd + .tscn: 可拖拽信息面板（坐标/人口/金/粮/士兵/防御，SpinBox实时编辑）</w:t>
-      </w:r>
-    </w:p>
-    <w:p>
-      <w:r>
-        <w:rPr>
-          <w:b w:val="0"/>
-        </w:rPr>
-        <w:t>- NewGame/scripts/city/test_city.gd: 测试函数 (test_city_selection, test_get_city)</w:t>
-      </w:r>
-    </w:p>
-    <w:p>
-      <w:r>
-        <w:rPr>
-          <w:b w:val="0"/>
-        </w:rPr>
-        <w:t>- NewGame/scripts/map/connection_lines.gd: 选中城市连接线橙色高亮（C3_v1升级）</w:t>
-      </w:r>
-    </w:p>
-    <w:p>
-      <w:r>
-        <w:rPr>
-          <w:b w:val="0"/>
-        </w:rPr>
-        <w:t>- NewGame/scripts/main/main.gd: 整合信号流, 非编辑模式点击城市→面板显示, 空白→取消, 编辑模式自动取消</w:t>
-      </w:r>
-    </w:p>
-    <w:p>
-      <w:r>
-        <w:rPr>
-          <w:b w:val="0"/>
-        </w:rPr>
-        <w:t>- NewGame/data/cities_custom.json: 66城市新增 defense=500 字段</w:t>
-      </w:r>
-    </w:p>
-    <w:p>
-      <w:r>
-        <w:rPr>
-          <w:b w:val="0"/>
-        </w:rPr>
+      <w:pPr>
+        <w:rPr>
+          <w:rFonts w:hint="eastAsia"/>
+        </w:rPr>
+      </w:pPr>
+      <w:r>
+        <w:t xml:space="preserve">- NewGame/scripts/city/city_manager.gd: </w:t>
+      </w:r>
+      <w:r>
+        <w:t>城市选择管理器</w:t>
+      </w:r>
+      <w:r>
+        <w:t xml:space="preserve"> (select_city/deselect_city/get_selected/get_city/get_all_cities)</w:t>
+      </w:r>
+    </w:p>
+    <w:p>
+      <w:pPr>
+        <w:rPr>
+          <w:rFonts w:hint="eastAsia"/>
+        </w:rPr>
+      </w:pPr>
+      <w:r>
+        <w:t xml:space="preserve">- NewGame/scripts/ui/city_info_panel.gd + .tscn: </w:t>
+      </w:r>
+      <w:r>
+        <w:t>可拖拽信息面板（坐标</w:t>
+      </w:r>
+      <w:r>
+        <w:t>/</w:t>
+      </w:r>
+      <w:r>
+        <w:t>人口</w:t>
+      </w:r>
+      <w:r>
+        <w:t>/</w:t>
+      </w:r>
+      <w:r>
+        <w:t>金</w:t>
+      </w:r>
+      <w:r>
+        <w:t>/</w:t>
+      </w:r>
+      <w:r>
+        <w:t>粮</w:t>
+      </w:r>
+      <w:r>
+        <w:t>/</w:t>
+      </w:r>
+      <w:r>
+        <w:t>士兵</w:t>
+      </w:r>
+      <w:r>
+        <w:t>/</w:t>
+      </w:r>
+      <w:r>
+        <w:t>防御，</w:t>
+      </w:r>
+      <w:r>
+        <w:t>SpinBox</w:t>
+      </w:r>
+      <w:r>
+        <w:t>实时编辑）</w:t>
+      </w:r>
+    </w:p>
+    <w:p>
+      <w:pPr>
+        <w:rPr>
+          <w:rFonts w:hint="eastAsia"/>
+        </w:rPr>
+      </w:pPr>
+      <w:r>
+        <w:t xml:space="preserve">- NewGame/scripts/city/test_city.gd: </w:t>
+      </w:r>
+      <w:r>
+        <w:t>测试函数</w:t>
+      </w:r>
+      <w:r>
+        <w:t xml:space="preserve"> (test_city_selection, test_get_city)</w:t>
+      </w:r>
+    </w:p>
+    <w:p>
+      <w:pPr>
+        <w:rPr>
+          <w:rFonts w:hint="eastAsia"/>
+        </w:rPr>
+      </w:pPr>
+      <w:r>
+        <w:t xml:space="preserve">- NewGame/scripts/map/connection_lines.gd: </w:t>
+      </w:r>
+      <w:r>
+        <w:t>选中城市连接线橙色高亮（</w:t>
+      </w:r>
+      <w:r>
+        <w:t>C3_v1</w:t>
+      </w:r>
+      <w:r>
+        <w:t>升级）</w:t>
+      </w:r>
+    </w:p>
+    <w:p>
+      <w:pPr>
+        <w:rPr>
+          <w:rFonts w:hint="eastAsia"/>
+        </w:rPr>
+      </w:pPr>
+      <w:r>
+        <w:t xml:space="preserve">- NewGame/scripts/main/main.gd: </w:t>
+      </w:r>
+      <w:r>
+        <w:t>整合信号流</w:t>
+      </w:r>
+      <w:r>
+        <w:t xml:space="preserve">, </w:t>
+      </w:r>
+      <w:r>
+        <w:t>非编辑模式点击城市</w:t>
+      </w:r>
+      <w:r>
+        <w:t>→</w:t>
+      </w:r>
+      <w:r>
+        <w:t>面板显示</w:t>
+      </w:r>
+      <w:r>
+        <w:t xml:space="preserve">, </w:t>
+      </w:r>
+      <w:r>
+        <w:t>空白</w:t>
+      </w:r>
+      <w:r>
+        <w:t>→</w:t>
+      </w:r>
+      <w:r>
+        <w:t>取消</w:t>
+      </w:r>
+      <w:r>
+        <w:t xml:space="preserve">, </w:t>
+      </w:r>
+      <w:r>
+        <w:t>编辑模式自动取消</w:t>
+      </w:r>
+    </w:p>
+    <w:p>
+      <w:pPr>
+        <w:rPr>
+          <w:rFonts w:hint="eastAsia"/>
+        </w:rPr>
+      </w:pPr>
+      <w:r>
+        <w:t>- NewGame/data/cities_custom.json: 66</w:t>
+      </w:r>
+      <w:r>
+        <w:t>城市新增</w:t>
+      </w:r>
+      <w:r>
+        <w:t xml:space="preserve"> defense=500 </w:t>
+      </w:r>
+      <w:r>
+        <w:t>字段</w:t>
+      </w:r>
+    </w:p>
+    <w:p>
+      <w:pPr>
+        <w:rPr>
+          <w:rFonts w:hint="eastAsia"/>
+        </w:rPr>
+      </w:pPr>
+      <w:r>
+        <w:lastRenderedPageBreak/>
         <w:t>新增接口：</w:t>
       </w:r>
     </w:p>
     <w:p>
-      <w:r>
-        <w:rPr>
-          <w:b w:val="0"/>
-        </w:rPr>
+      <w:pPr>
+        <w:rPr>
+          <w:rFonts w:hint="eastAsia"/>
+        </w:rPr>
+      </w:pPr>
+      <w:r>
         <w:t>- CityManager: select_city(id)/deselect_city()/get_selected()/get_city(id)/get_all_cities()</w:t>
       </w:r>
     </w:p>
     <w:p>
-      <w:r>
-        <w:rPr>
-          <w:b w:val="0"/>
-        </w:rPr>
-        <w:t>- CityManager信号: city_selected(city_data)/city_deselected()</w:t>
-      </w:r>
-    </w:p>
-    <w:p>
-      <w:r>
-        <w:rPr>
-          <w:b w:val="0"/>
-        </w:rPr>
-        <w:t>- CityInfoPanel: show_city(data)/hide_panel(), 可拖拽, SpinBox编辑数值, 保存到文件</w:t>
-      </w:r>
-    </w:p>
-    <w:p>
-      <w:r>
-        <w:rPr>
-          <w:b w:val="0"/>
-        </w:rPr>
+      <w:pPr>
+        <w:rPr>
+          <w:rFonts w:hint="eastAsia"/>
+        </w:rPr>
+      </w:pPr>
+      <w:r>
+        <w:t>- CityManager</w:t>
+      </w:r>
+      <w:r>
+        <w:t>信号</w:t>
+      </w:r>
+      <w:r>
+        <w:t>: city_selected(city_data)/city_deselected()</w:t>
+      </w:r>
+    </w:p>
+    <w:p>
+      <w:pPr>
+        <w:rPr>
+          <w:rFonts w:hint="eastAsia"/>
+        </w:rPr>
+      </w:pPr>
+      <w:r>
+        <w:t xml:space="preserve">- CityInfoPanel: show_city(data)/hide_panel(), </w:t>
+      </w:r>
+      <w:r>
+        <w:t>可拖拽</w:t>
+      </w:r>
+      <w:r>
+        <w:t>, SpinBox</w:t>
+      </w:r>
+      <w:r>
+        <w:t>编辑数值</w:t>
+      </w:r>
+      <w:r>
+        <w:t xml:space="preserve">, </w:t>
+      </w:r>
+      <w:r>
+        <w:t>保存到文件</w:t>
+      </w:r>
+    </w:p>
+    <w:p>
+      <w:pPr>
+        <w:rPr>
+          <w:rFonts w:hint="eastAsia"/>
+        </w:rPr>
+      </w:pPr>
+      <w:r>
         <w:t>信号流：</w:t>
       </w:r>
     </w:p>
     <w:p>
-      <w:r>
-        <w:rPr>
-          <w:b w:val="0"/>
-        </w:rPr>
-        <w:t>非编辑模式点击城市 → marker.city_clicked → main._on_marker_clicked</w:t>
-      </w:r>
-    </w:p>
-    <w:p>
-      <w:r>
-        <w:rPr>
-          <w:b w:val="0"/>
-        </w:rPr>
+      <w:pPr>
+        <w:rPr>
+          <w:rFonts w:hint="eastAsia"/>
+        </w:rPr>
+      </w:pPr>
+      <w:r>
+        <w:t>非编辑模式点击城市</w:t>
+      </w:r>
+      <w:r>
+        <w:t xml:space="preserve"> → marker.city_clicked → main._on_marker_clicked</w:t>
+      </w:r>
+    </w:p>
+    <w:p>
+      <w:pPr>
+        <w:rPr>
+          <w:rFonts w:hint="eastAsia"/>
+        </w:rPr>
+      </w:pPr>
+      <w:r>
         <w:t xml:space="preserve">  → CityManager.select_city(id) → city_selected(city_data)</w:t>
       </w:r>
     </w:p>
     <w:p>
-      <w:r>
-        <w:rPr>
-          <w:b w:val="0"/>
-        </w:rPr>
-        <w:t xml:space="preserve">    → CityInfoPanel.show_city() + marker.set_selected(true) + connection_lines高亮</w:t>
-      </w:r>
-    </w:p>
-    <w:p>
-      <w:r>
-        <w:rPr>
-          <w:b w:val="0"/>
-        </w:rPr>
-        <w:t>非编辑模式点击空白 → _unhandled_input → CityManager.deselect_city()</w:t>
-      </w:r>
-    </w:p>
-    <w:p>
-      <w:r>
-        <w:rPr>
-          <w:b w:val="0"/>
-        </w:rPr>
-        <w:t xml:space="preserve">    → CityInfoPanel.hide() + marker.set_selected(false) + 连接线取消高亮</w:t>
-      </w:r>
-    </w:p>
-    <w:p>
-      <w:r>
-        <w:rPr>
-          <w:b w:val="0"/>
-        </w:rPr>
-        <w:t>按下E进入编辑模式 → _process检测edit_mode变化 → 自动deselect_city()</w:t>
-      </w:r>
-    </w:p>
-    <w:p>
-      <w:r>
-        <w:rPr>
-          <w:b w:val="0"/>
-        </w:rPr>
+      <w:pPr>
+        <w:rPr>
+          <w:rFonts w:hint="eastAsia"/>
+        </w:rPr>
+      </w:pPr>
+      <w:r>
+        <w:t xml:space="preserve">    → CityInfoPanel.show_city() + marker.set_selected(true) + connection_lines</w:t>
+      </w:r>
+      <w:r>
+        <w:t>高亮</w:t>
+      </w:r>
+    </w:p>
+    <w:p>
+      <w:pPr>
+        <w:rPr>
+          <w:rFonts w:hint="eastAsia"/>
+        </w:rPr>
+      </w:pPr>
+      <w:r>
+        <w:t>非编辑模式点击空白</w:t>
+      </w:r>
+      <w:r>
+        <w:t xml:space="preserve"> → _unhandled_input → CityManager.deselect_city()</w:t>
+      </w:r>
+    </w:p>
+    <w:p>
+      <w:pPr>
+        <w:rPr>
+          <w:rFonts w:hint="eastAsia"/>
+        </w:rPr>
+      </w:pPr>
+      <w:r>
+        <w:t xml:space="preserve">    → CityInfoPanel.hide() + marker.set_selected(false) + </w:t>
+      </w:r>
+      <w:r>
+        <w:t>连接线取消高亮</w:t>
+      </w:r>
+    </w:p>
+    <w:p>
+      <w:pPr>
+        <w:rPr>
+          <w:rFonts w:hint="eastAsia"/>
+        </w:rPr>
+      </w:pPr>
+      <w:r>
+        <w:t>按下</w:t>
+      </w:r>
+      <w:r>
+        <w:t>E</w:t>
+      </w:r>
+      <w:r>
+        <w:t>进入编辑模式</w:t>
+      </w:r>
+      <w:r>
+        <w:t xml:space="preserve"> → _process</w:t>
+      </w:r>
+      <w:r>
+        <w:t>检测</w:t>
+      </w:r>
+      <w:r>
+        <w:t>edit_mode</w:t>
+      </w:r>
+      <w:r>
+        <w:t>变化</w:t>
+      </w:r>
+      <w:r>
+        <w:t xml:space="preserve"> → </w:t>
+      </w:r>
+      <w:r>
+        <w:t>自动</w:t>
+      </w:r>
+      <w:r>
+        <w:t>deselect_city()</w:t>
+      </w:r>
+    </w:p>
+    <w:p>
+      <w:pPr>
+        <w:rPr>
+          <w:rFonts w:hint="eastAsia"/>
+        </w:rPr>
+      </w:pPr>
+      <w:r>
         <w:t>数据存储：</w:t>
       </w:r>
     </w:p>
     <w:p>
-      <w:r>
-        <w:rPr>
-          <w:b w:val="0"/>
-        </w:rPr>
-        <w:t>- GameState city.selected: 当前选中城市ID</w:t>
-      </w:r>
-    </w:p>
-    <w:p>
-      <w:r>
-        <w:rPr>
-          <w:b w:val="0"/>
-        </w:rPr>
-        <w:t>- city.list中各城市的 population/gold/food/soldiers/defense 可通过面板编辑</w:t>
-      </w:r>
-    </w:p>
-    <w:p>
-      <w:r>
-        <w:rPr>
-          <w:b w:val="0"/>
-        </w:rPr>
-        <w:t>- 点'保存到文件'写入 cities_custom.json</w:t>
-      </w:r>
-    </w:p>
-    <w:p>
-      <w:r>
-        <w:rPr>
-          <w:b w:val="0"/>
-        </w:rPr>
-        <w:t>执行周期: 2026-05-07</w:t>
+      <w:pPr>
+        <w:rPr>
+          <w:rFonts w:hint="eastAsia"/>
+        </w:rPr>
+      </w:pPr>
+      <w:r>
+        <w:t xml:space="preserve">- GameState city.selected: </w:t>
+      </w:r>
+      <w:r>
+        <w:t>当前选中城市</w:t>
+      </w:r>
+      <w:r>
+        <w:t>ID</w:t>
+      </w:r>
+    </w:p>
+    <w:p>
+      <w:pPr>
+        <w:rPr>
+          <w:rFonts w:hint="eastAsia"/>
+        </w:rPr>
+      </w:pPr>
+      <w:r>
+        <w:t>- city.list</w:t>
+      </w:r>
+      <w:r>
+        <w:t>中各城市的</w:t>
+      </w:r>
+      <w:r>
+        <w:t xml:space="preserve"> population/gold/food/soldiers/defense </w:t>
+      </w:r>
+      <w:r>
+        <w:t>可通过面板编辑</w:t>
+      </w:r>
+    </w:p>
+    <w:p>
+      <w:pPr>
+        <w:rPr>
+          <w:rFonts w:hint="eastAsia"/>
+        </w:rPr>
+      </w:pPr>
+      <w:r>
+        <w:t xml:space="preserve">- </w:t>
+      </w:r>
+      <w:r>
+        <w:t>点</w:t>
+      </w:r>
+      <w:r>
+        <w:t>'</w:t>
+      </w:r>
+      <w:r>
+        <w:t>保存到文件</w:t>
+      </w:r>
+      <w:r>
+        <w:t>'</w:t>
+      </w:r>
+      <w:r>
+        <w:t>写入</w:t>
+      </w:r>
+      <w:r>
+        <w:t xml:space="preserve"> cities_custom.json</w:t>
+      </w:r>
+    </w:p>
+    <w:p>
+      <w:pPr>
+        <w:rPr>
+          <w:rFonts w:hint="eastAsia"/>
+          <w:lang w:eastAsia="zh-CN"/>
+        </w:rPr>
+      </w:pPr>
+      <w:r>
+        <w:rPr>
+          <w:lang w:eastAsia="zh-CN"/>
+        </w:rPr>
+        <w:t>执行周期</w:t>
+      </w:r>
+      <w:r>
+        <w:rPr>
+          <w:lang w:eastAsia="zh-CN"/>
+        </w:rPr>
+        <w:t>: 2026-05-07</w:t>
       </w:r>
     </w:p>
     <w:p>
@@ -11751,861 +12413,89 @@
         <w:ind w:left="454"/>
         <w:rPr>
           <w:rFonts w:hint="eastAsia"/>
-        </w:rPr>
-      </w:pPr>
-      <w:r>
-        <w:rPr>
-          <w:rFonts w:ascii="Consolas" w:hAnsi="Consolas"/>
-          <w:b w:val="0"/>
+          <w:lang w:eastAsia="zh-CN"/>
+        </w:rPr>
+      </w:pPr>
+      <w:r>
+        <w:rPr>
+          <w:rFonts w:ascii="Consolas" w:hAnsi="Consolas"/>
           <w:color w:val="003366"/>
           <w:sz w:val="20"/>
           <w:lang w:eastAsia="zh-CN"/>
         </w:rPr>
-        <w:t>下一Cycle提示词: 请从文档中复制 Cycle C4 的「下一Cycle提示词」作为新对话的第一条消息。</w:t>
-      </w:r>
-      <w:r>
-        <w:rPr>
-          <w:rFonts w:ascii="Consolas" w:hAnsi="Consolas"/>
-          <w:color w:val="003366"/>
-          <w:sz w:val="18"/>
-          <w:lang w:eastAsia="zh-CN"/>
-        </w:rPr>
-      </w:r>
-      <w:r>
-        <w:rPr>
-          <w:rFonts w:ascii="Consolas" w:hAnsi="Consolas"/>
-          <w:color w:val="003366"/>
-          <w:sz w:val="18"/>
-          <w:lang w:eastAsia="zh-CN"/>
-        </w:rPr>
-      </w:r>
-      <w:r>
-        <w:rPr>
-          <w:rFonts w:ascii="Consolas" w:hAnsi="Consolas"/>
-          <w:color w:val="003366"/>
-          <w:sz w:val="18"/>
-          <w:lang w:eastAsia="zh-CN"/>
-        </w:rPr>
-      </w:r>
-      <w:r>
-        <w:rPr>
-          <w:rFonts w:ascii="Consolas" w:hAnsi="Consolas"/>
-          <w:color w:val="003366"/>
-          <w:sz w:val="18"/>
-          <w:lang w:eastAsia="zh-CN"/>
-        </w:rPr>
-      </w:r>
-      <w:r>
-        <w:rPr>
-          <w:rFonts w:ascii="Consolas" w:hAnsi="Consolas"/>
-          <w:color w:val="003366"/>
-          <w:sz w:val="18"/>
-        </w:rPr>
-      </w:r>
-      <w:r>
-        <w:rPr>
-          <w:rFonts w:ascii="Consolas" w:hAnsi="Consolas"/>
-          <w:color w:val="003366"/>
-          <w:sz w:val="18"/>
-        </w:rPr>
-      </w:r>
-      <w:r>
-        <w:rPr>
-          <w:rFonts w:ascii="Consolas" w:hAnsi="Consolas"/>
-          <w:color w:val="003366"/>
-          <w:sz w:val="18"/>
-        </w:rPr>
-      </w:r>
-      <w:r>
-        <w:rPr>
-          <w:rFonts w:ascii="Consolas" w:hAnsi="Consolas"/>
-          <w:color w:val="003366"/>
-          <w:sz w:val="18"/>
-        </w:rPr>
-      </w:r>
-      <w:r>
-        <w:rPr>
-          <w:rFonts w:ascii="Consolas" w:hAnsi="Consolas"/>
-          <w:color w:val="003366"/>
-          <w:sz w:val="18"/>
-        </w:rPr>
-      </w:r>
-      <w:r>
-        <w:rPr>
-          <w:rFonts w:ascii="Consolas" w:hAnsi="Consolas"/>
-          <w:color w:val="003366"/>
-          <w:sz w:val="18"/>
-        </w:rPr>
-      </w:r>
-      <w:r>
-        <w:rPr>
-          <w:rFonts w:ascii="Consolas" w:hAnsi="Consolas"/>
-          <w:color w:val="003366"/>
-          <w:sz w:val="18"/>
-        </w:rPr>
-      </w:r>
-      <w:r>
-        <w:rPr>
-          <w:rFonts w:ascii="Consolas" w:hAnsi="Consolas"/>
-          <w:color w:val="003366"/>
-          <w:sz w:val="18"/>
-        </w:rPr>
-      </w:r>
-      <w:r>
-        <w:rPr>
-          <w:rFonts w:ascii="Consolas" w:hAnsi="Consolas"/>
-          <w:color w:val="003366"/>
-          <w:sz w:val="18"/>
-        </w:rPr>
-      </w:r>
-      <w:r>
-        <w:rPr>
-          <w:rFonts w:ascii="Consolas" w:hAnsi="Consolas"/>
-          <w:color w:val="003366"/>
-          <w:sz w:val="18"/>
-        </w:rPr>
-      </w:r>
-      <w:r>
-        <w:rPr>
-          <w:rFonts w:ascii="Consolas" w:hAnsi="Consolas"/>
-          <w:color w:val="003366"/>
-          <w:sz w:val="18"/>
-        </w:rPr>
-      </w:r>
-      <w:r>
-        <w:rPr>
-          <w:rFonts w:ascii="Consolas" w:hAnsi="Consolas"/>
-          <w:color w:val="003366"/>
-          <w:sz w:val="18"/>
-        </w:rPr>
-      </w:r>
-      <w:r>
-        <w:rPr>
-          <w:rFonts w:ascii="Consolas" w:hAnsi="Consolas"/>
-          <w:color w:val="003366"/>
-          <w:sz w:val="18"/>
-        </w:rPr>
-      </w:r>
-      <w:r>
-        <w:rPr>
-          <w:rFonts w:ascii="Consolas" w:hAnsi="Consolas"/>
-          <w:color w:val="003366"/>
-          <w:sz w:val="18"/>
-        </w:rPr>
-      </w:r>
-      <w:r>
-        <w:rPr>
-          <w:rFonts w:ascii="Consolas" w:hAnsi="Consolas"/>
-          <w:color w:val="003366"/>
-          <w:sz w:val="18"/>
-        </w:rPr>
-      </w:r>
-      <w:r>
-        <w:rPr>
-          <w:rFonts w:ascii="Consolas" w:hAnsi="Consolas"/>
-          <w:color w:val="003366"/>
-          <w:sz w:val="18"/>
-        </w:rPr>
-      </w:r>
-      <w:r>
-        <w:rPr>
-          <w:rFonts w:ascii="Consolas" w:hAnsi="Consolas"/>
-          <w:color w:val="003366"/>
-          <w:sz w:val="18"/>
-        </w:rPr>
-      </w:r>
-      <w:r>
-        <w:rPr>
-          <w:rFonts w:ascii="Consolas" w:hAnsi="Consolas"/>
-          <w:color w:val="003366"/>
-          <w:sz w:val="18"/>
-        </w:rPr>
-      </w:r>
-      <w:r>
-        <w:rPr>
-          <w:rFonts w:ascii="Consolas" w:hAnsi="Consolas"/>
-          <w:color w:val="003366"/>
-          <w:sz w:val="18"/>
-        </w:rPr>
-      </w:r>
-      <w:r>
-        <w:rPr>
-          <w:rFonts w:ascii="Consolas" w:hAnsi="Consolas"/>
-          <w:color w:val="003366"/>
-          <w:sz w:val="18"/>
-        </w:rPr>
-      </w:r>
-      <w:r>
-        <w:rPr>
-          <w:rFonts w:ascii="Consolas" w:hAnsi="Consolas"/>
-          <w:color w:val="003366"/>
-          <w:sz w:val="18"/>
-        </w:rPr>
-      </w:r>
-      <w:r>
-        <w:rPr>
-          <w:rFonts w:ascii="Consolas" w:hAnsi="Consolas"/>
-          <w:color w:val="003366"/>
-          <w:sz w:val="18"/>
-        </w:rPr>
-      </w:r>
-      <w:r>
-        <w:rPr>
-          <w:rFonts w:ascii="Consolas" w:hAnsi="Consolas"/>
-          <w:color w:val="003366"/>
-          <w:sz w:val="18"/>
-        </w:rPr>
-      </w:r>
-      <w:r>
-        <w:rPr>
-          <w:rFonts w:ascii="Consolas" w:hAnsi="Consolas"/>
-          <w:color w:val="003366"/>
-          <w:sz w:val="18"/>
-        </w:rPr>
-      </w:r>
-      <w:r>
-        <w:rPr>
-          <w:rFonts w:ascii="Consolas" w:hAnsi="Consolas"/>
-          <w:color w:val="003366"/>
-          <w:sz w:val="18"/>
-        </w:rPr>
-      </w:r>
-      <w:r>
-        <w:rPr>
-          <w:rFonts w:ascii="Consolas" w:hAnsi="Consolas"/>
-          <w:color w:val="003366"/>
-          <w:sz w:val="18"/>
-        </w:rPr>
-      </w:r>
-      <w:r>
-        <w:rPr>
-          <w:rFonts w:ascii="Consolas" w:hAnsi="Consolas"/>
-          <w:color w:val="003366"/>
-          <w:sz w:val="18"/>
-        </w:rPr>
-      </w:r>
-      <w:r>
-        <w:rPr>
-          <w:rFonts w:ascii="Consolas" w:hAnsi="Consolas"/>
-          <w:color w:val="003366"/>
-          <w:sz w:val="18"/>
-        </w:rPr>
-      </w:r>
-      <w:r>
-        <w:rPr>
-          <w:rFonts w:ascii="Consolas" w:hAnsi="Consolas"/>
-          <w:color w:val="003366"/>
-          <w:sz w:val="18"/>
-        </w:rPr>
-      </w:r>
-      <w:r>
-        <w:rPr>
-          <w:rFonts w:ascii="Consolas" w:hAnsi="Consolas"/>
-          <w:color w:val="003366"/>
-          <w:sz w:val="18"/>
-        </w:rPr>
-      </w:r>
-      <w:r>
-        <w:rPr>
-          <w:rFonts w:ascii="Consolas" w:hAnsi="Consolas"/>
-          <w:color w:val="003366"/>
-          <w:sz w:val="18"/>
-        </w:rPr>
-      </w:r>
-      <w:r>
-        <w:rPr>
-          <w:rFonts w:ascii="Consolas" w:hAnsi="Consolas"/>
-          <w:color w:val="003366"/>
-          <w:sz w:val="18"/>
-        </w:rPr>
-      </w:r>
-      <w:r>
-        <w:rPr>
-          <w:rFonts w:ascii="Consolas" w:hAnsi="Consolas"/>
-          <w:color w:val="003366"/>
-          <w:sz w:val="18"/>
-        </w:rPr>
-      </w:r>
-      <w:r>
-        <w:rPr>
-          <w:rFonts w:ascii="Consolas" w:hAnsi="Consolas"/>
-          <w:color w:val="003366"/>
-          <w:sz w:val="18"/>
-        </w:rPr>
-      </w:r>
-      <w:r>
-        <w:rPr>
-          <w:rFonts w:ascii="Consolas" w:hAnsi="Consolas"/>
-          <w:color w:val="003366"/>
-          <w:sz w:val="18"/>
-        </w:rPr>
-      </w:r>
-      <w:r>
-        <w:rPr>
-          <w:rFonts w:ascii="Consolas" w:hAnsi="Consolas"/>
-          <w:color w:val="003366"/>
-          <w:sz w:val="18"/>
-        </w:rPr>
-      </w:r>
-      <w:r>
-        <w:rPr>
-          <w:rFonts w:ascii="Consolas" w:hAnsi="Consolas"/>
-          <w:color w:val="003366"/>
-          <w:sz w:val="18"/>
-        </w:rPr>
-      </w:r>
-      <w:r>
-        <w:rPr>
-          <w:rFonts w:ascii="Consolas" w:hAnsi="Consolas"/>
-          <w:color w:val="003366"/>
-          <w:sz w:val="18"/>
-        </w:rPr>
-      </w:r>
-      <w:r>
-        <w:rPr>
-          <w:rFonts w:ascii="Consolas" w:hAnsi="Consolas"/>
-          <w:color w:val="003366"/>
-          <w:sz w:val="18"/>
-        </w:rPr>
-      </w:r>
-      <w:r>
-        <w:rPr>
-          <w:rFonts w:ascii="Consolas" w:hAnsi="Consolas"/>
-          <w:color w:val="003366"/>
-          <w:sz w:val="18"/>
-        </w:rPr>
-      </w:r>
-      <w:r>
-        <w:rPr>
-          <w:rFonts w:ascii="Consolas" w:hAnsi="Consolas"/>
-          <w:color w:val="003366"/>
-          <w:sz w:val="18"/>
-        </w:rPr>
-      </w:r>
-      <w:r>
-        <w:rPr>
-          <w:rFonts w:ascii="Consolas" w:hAnsi="Consolas"/>
-          <w:color w:val="003366"/>
-          <w:sz w:val="18"/>
-        </w:rPr>
-      </w:r>
-      <w:r>
-        <w:rPr>
-          <w:rFonts w:ascii="Consolas" w:hAnsi="Consolas"/>
-          <w:color w:val="003366"/>
-          <w:sz w:val="18"/>
-        </w:rPr>
-      </w:r>
-      <w:r>
-        <w:rPr>
-          <w:rFonts w:ascii="Consolas" w:hAnsi="Consolas"/>
-          <w:color w:val="003366"/>
-          <w:sz w:val="18"/>
-        </w:rPr>
-      </w:r>
-      <w:r>
-        <w:rPr>
-          <w:rFonts w:ascii="Consolas" w:hAnsi="Consolas"/>
-          <w:color w:val="003366"/>
-          <w:sz w:val="18"/>
-        </w:rPr>
-      </w:r>
-      <w:r>
-        <w:rPr>
-          <w:rFonts w:ascii="Consolas" w:hAnsi="Consolas"/>
-          <w:color w:val="003366"/>
-          <w:sz w:val="18"/>
-        </w:rPr>
-      </w:r>
-      <w:r>
-        <w:rPr>
-          <w:rFonts w:ascii="Consolas" w:hAnsi="Consolas"/>
-          <w:color w:val="003366"/>
-          <w:sz w:val="18"/>
-        </w:rPr>
-      </w:r>
-      <w:r>
-        <w:rPr>
-          <w:rFonts w:ascii="Consolas" w:hAnsi="Consolas"/>
-          <w:color w:val="003366"/>
-          <w:sz w:val="18"/>
-        </w:rPr>
-      </w:r>
-      <w:r>
-        <w:rPr>
-          <w:rFonts w:ascii="Consolas" w:hAnsi="Consolas"/>
-          <w:color w:val="003366"/>
-          <w:sz w:val="18"/>
-        </w:rPr>
-      </w:r>
-      <w:r>
-        <w:rPr>
-          <w:rFonts w:ascii="Consolas" w:hAnsi="Consolas"/>
-          <w:color w:val="003366"/>
-          <w:sz w:val="18"/>
-        </w:rPr>
-      </w:r>
-      <w:r>
-        <w:rPr>
-          <w:rFonts w:ascii="Consolas" w:hAnsi="Consolas"/>
-          <w:color w:val="003366"/>
-          <w:sz w:val="18"/>
-        </w:rPr>
-      </w:r>
-      <w:r>
-        <w:rPr>
-          <w:rFonts w:ascii="Consolas" w:hAnsi="Consolas"/>
-          <w:color w:val="003366"/>
-          <w:sz w:val="18"/>
-        </w:rPr>
-      </w:r>
-      <w:r>
-        <w:rPr>
-          <w:rFonts w:ascii="Consolas" w:hAnsi="Consolas"/>
-          <w:color w:val="003366"/>
-          <w:sz w:val="18"/>
-        </w:rPr>
-      </w:r>
-      <w:r>
-        <w:rPr>
-          <w:rFonts w:ascii="Consolas" w:hAnsi="Consolas"/>
-          <w:color w:val="003366"/>
-          <w:sz w:val="18"/>
-        </w:rPr>
-      </w:r>
-      <w:r>
-        <w:rPr>
-          <w:rFonts w:ascii="Consolas" w:hAnsi="Consolas"/>
-          <w:color w:val="003366"/>
-          <w:sz w:val="18"/>
-        </w:rPr>
-      </w:r>
-      <w:r>
-        <w:rPr>
-          <w:rFonts w:ascii="Consolas" w:hAnsi="Consolas"/>
-          <w:color w:val="003366"/>
-          <w:sz w:val="18"/>
-        </w:rPr>
-      </w:r>
-      <w:r>
-        <w:rPr>
-          <w:rFonts w:ascii="Consolas" w:hAnsi="Consolas"/>
-          <w:color w:val="003366"/>
-          <w:sz w:val="18"/>
-        </w:rPr>
-      </w:r>
-      <w:r>
-        <w:rPr>
-          <w:rFonts w:ascii="Consolas" w:hAnsi="Consolas"/>
-          <w:color w:val="003366"/>
-          <w:sz w:val="18"/>
-        </w:rPr>
-      </w:r>
-      <w:r>
-        <w:rPr>
-          <w:rFonts w:ascii="Consolas" w:hAnsi="Consolas"/>
-          <w:color w:val="003366"/>
-          <w:sz w:val="18"/>
-        </w:rPr>
-      </w:r>
-      <w:r>
-        <w:rPr>
-          <w:rFonts w:ascii="Consolas" w:hAnsi="Consolas"/>
-          <w:color w:val="003366"/>
-          <w:sz w:val="18"/>
-        </w:rPr>
-      </w:r>
-      <w:r>
-        <w:rPr>
-          <w:rFonts w:ascii="Consolas" w:hAnsi="Consolas"/>
-          <w:color w:val="003366"/>
-          <w:sz w:val="18"/>
-        </w:rPr>
-      </w:r>
-      <w:r>
-        <w:rPr>
-          <w:rFonts w:ascii="Consolas" w:hAnsi="Consolas"/>
-          <w:color w:val="003366"/>
-          <w:sz w:val="18"/>
-        </w:rPr>
-      </w:r>
-      <w:r>
-        <w:rPr>
-          <w:rFonts w:ascii="Consolas" w:hAnsi="Consolas"/>
-          <w:color w:val="003366"/>
-          <w:sz w:val="18"/>
-        </w:rPr>
-      </w:r>
-      <w:r>
-        <w:rPr>
-          <w:rFonts w:ascii="Consolas" w:hAnsi="Consolas"/>
-          <w:color w:val="003366"/>
-          <w:sz w:val="18"/>
-        </w:rPr>
-      </w:r>
-      <w:r>
-        <w:rPr>
-          <w:rFonts w:ascii="Consolas" w:hAnsi="Consolas"/>
-          <w:color w:val="003366"/>
-          <w:sz w:val="18"/>
-        </w:rPr>
-      </w:r>
-      <w:r>
-        <w:rPr>
-          <w:rFonts w:ascii="Consolas" w:hAnsi="Consolas"/>
-          <w:color w:val="003366"/>
-          <w:sz w:val="18"/>
-        </w:rPr>
-      </w:r>
-      <w:r>
-        <w:rPr>
-          <w:rFonts w:ascii="Consolas" w:hAnsi="Consolas"/>
-          <w:color w:val="003366"/>
-          <w:sz w:val="18"/>
-        </w:rPr>
-      </w:r>
-      <w:r>
-        <w:rPr>
-          <w:rFonts w:ascii="Consolas" w:hAnsi="Consolas"/>
-          <w:color w:val="003366"/>
-          <w:sz w:val="18"/>
-        </w:rPr>
-      </w:r>
-      <w:r>
-        <w:rPr>
-          <w:rFonts w:ascii="Consolas" w:hAnsi="Consolas"/>
-          <w:color w:val="003366"/>
-          <w:sz w:val="18"/>
-        </w:rPr>
-      </w:r>
-      <w:r>
-        <w:rPr>
-          <w:rFonts w:ascii="Consolas" w:hAnsi="Consolas"/>
-          <w:color w:val="003366"/>
-          <w:sz w:val="18"/>
-        </w:rPr>
-      </w:r>
-      <w:r>
-        <w:rPr>
-          <w:rFonts w:ascii="Consolas" w:hAnsi="Consolas"/>
-          <w:color w:val="003366"/>
-          <w:sz w:val="18"/>
-        </w:rPr>
-      </w:r>
-      <w:r>
-        <w:rPr>
-          <w:rFonts w:ascii="Consolas" w:hAnsi="Consolas"/>
-          <w:color w:val="003366"/>
-          <w:sz w:val="18"/>
-        </w:rPr>
-      </w:r>
-      <w:r>
-        <w:rPr>
-          <w:rFonts w:ascii="Consolas" w:hAnsi="Consolas"/>
-          <w:color w:val="003366"/>
-          <w:sz w:val="18"/>
-        </w:rPr>
-      </w:r>
-      <w:r>
-        <w:rPr>
-          <w:rFonts w:ascii="Consolas" w:hAnsi="Consolas"/>
-          <w:color w:val="003366"/>
-          <w:sz w:val="18"/>
-        </w:rPr>
-      </w:r>
-      <w:r>
-        <w:rPr>
-          <w:rFonts w:ascii="Consolas" w:hAnsi="Consolas"/>
-          <w:color w:val="003366"/>
-          <w:sz w:val="18"/>
-        </w:rPr>
-      </w:r>
-      <w:r>
-        <w:rPr>
-          <w:rFonts w:ascii="Consolas" w:hAnsi="Consolas"/>
-          <w:color w:val="003366"/>
-          <w:sz w:val="18"/>
-        </w:rPr>
-      </w:r>
-      <w:r>
-        <w:rPr>
-          <w:rFonts w:ascii="Consolas" w:hAnsi="Consolas"/>
-          <w:color w:val="003366"/>
-          <w:sz w:val="18"/>
-        </w:rPr>
-      </w:r>
-      <w:r>
-        <w:rPr>
-          <w:rFonts w:ascii="Consolas" w:hAnsi="Consolas"/>
-          <w:color w:val="003366"/>
-          <w:sz w:val="18"/>
-        </w:rPr>
-      </w:r>
-      <w:r>
-        <w:rPr>
-          <w:rFonts w:ascii="Consolas" w:hAnsi="Consolas"/>
-          <w:color w:val="003366"/>
-          <w:sz w:val="18"/>
-        </w:rPr>
-      </w:r>
-      <w:r>
-        <w:rPr>
-          <w:rFonts w:ascii="Consolas" w:hAnsi="Consolas"/>
-          <w:color w:val="003366"/>
-          <w:sz w:val="18"/>
-        </w:rPr>
-      </w:r>
-      <w:r>
-        <w:rPr>
-          <w:rFonts w:ascii="Consolas" w:hAnsi="Consolas"/>
-          <w:color w:val="003366"/>
-          <w:sz w:val="18"/>
-        </w:rPr>
-      </w:r>
-      <w:r>
-        <w:rPr>
-          <w:rFonts w:ascii="Consolas" w:hAnsi="Consolas"/>
-          <w:color w:val="003366"/>
-          <w:sz w:val="18"/>
-        </w:rPr>
-      </w:r>
-      <w:r>
-        <w:rPr>
-          <w:rFonts w:ascii="Consolas" w:hAnsi="Consolas"/>
-          <w:color w:val="003366"/>
-          <w:sz w:val="18"/>
-        </w:rPr>
-      </w:r>
-      <w:r>
-        <w:rPr>
-          <w:rFonts w:ascii="Consolas" w:hAnsi="Consolas"/>
-          <w:color w:val="003366"/>
-          <w:sz w:val="18"/>
-        </w:rPr>
-      </w:r>
-      <w:r>
-        <w:rPr>
-          <w:rFonts w:ascii="Consolas" w:hAnsi="Consolas"/>
-          <w:color w:val="003366"/>
-          <w:sz w:val="18"/>
-        </w:rPr>
-      </w:r>
-      <w:r>
-        <w:rPr>
-          <w:rFonts w:ascii="Consolas" w:hAnsi="Consolas"/>
-          <w:color w:val="003366"/>
-          <w:sz w:val="18"/>
-        </w:rPr>
-      </w:r>
-      <w:r>
-        <w:rPr>
-          <w:rFonts w:ascii="Consolas" w:hAnsi="Consolas"/>
-          <w:color w:val="003366"/>
-          <w:sz w:val="18"/>
-        </w:rPr>
-      </w:r>
-      <w:r>
-        <w:rPr>
-          <w:rFonts w:ascii="Consolas" w:hAnsi="Consolas"/>
-          <w:color w:val="003366"/>
-          <w:sz w:val="18"/>
-        </w:rPr>
-      </w:r>
-      <w:r>
-        <w:rPr>
-          <w:rFonts w:ascii="Consolas" w:hAnsi="Consolas"/>
-          <w:color w:val="003366"/>
-          <w:sz w:val="18"/>
-        </w:rPr>
-      </w:r>
-      <w:r>
-        <w:rPr>
-          <w:rFonts w:ascii="Consolas" w:hAnsi="Consolas"/>
-          <w:color w:val="003366"/>
-          <w:sz w:val="18"/>
-        </w:rPr>
-      </w:r>
-      <w:r>
-        <w:rPr>
-          <w:rFonts w:ascii="Consolas" w:hAnsi="Consolas"/>
-          <w:color w:val="003366"/>
-          <w:sz w:val="18"/>
-        </w:rPr>
-      </w:r>
-      <w:r>
-        <w:rPr>
-          <w:rFonts w:ascii="Consolas" w:hAnsi="Consolas"/>
-          <w:color w:val="003366"/>
-          <w:sz w:val="18"/>
-        </w:rPr>
-      </w:r>
-      <w:r>
-        <w:rPr>
-          <w:rFonts w:ascii="Consolas" w:hAnsi="Consolas"/>
-          <w:color w:val="003366"/>
-          <w:sz w:val="18"/>
-        </w:rPr>
-      </w:r>
-      <w:r>
-        <w:rPr>
-          <w:rFonts w:ascii="Consolas" w:hAnsi="Consolas"/>
-          <w:color w:val="003366"/>
-          <w:sz w:val="18"/>
-        </w:rPr>
-      </w:r>
-      <w:r>
-        <w:rPr>
-          <w:rFonts w:ascii="Consolas" w:hAnsi="Consolas"/>
-          <w:color w:val="003366"/>
-          <w:sz w:val="18"/>
-        </w:rPr>
-      </w:r>
-      <w:r>
-        <w:rPr>
-          <w:rFonts w:ascii="Consolas" w:hAnsi="Consolas"/>
-          <w:color w:val="003366"/>
-          <w:sz w:val="18"/>
-        </w:rPr>
-      </w:r>
-      <w:r>
-        <w:rPr>
-          <w:rFonts w:ascii="Consolas" w:hAnsi="Consolas"/>
-          <w:color w:val="003366"/>
-          <w:sz w:val="18"/>
-        </w:rPr>
-      </w:r>
-      <w:r>
-        <w:rPr>
-          <w:rFonts w:ascii="Consolas" w:hAnsi="Consolas"/>
-          <w:color w:val="003366"/>
-          <w:sz w:val="18"/>
-        </w:rPr>
-      </w:r>
-      <w:r>
-        <w:rPr>
-          <w:rFonts w:ascii="Consolas" w:hAnsi="Consolas"/>
-          <w:color w:val="003366"/>
-          <w:sz w:val="18"/>
-        </w:rPr>
-      </w:r>
-      <w:r>
-        <w:rPr>
-          <w:rFonts w:ascii="Consolas" w:hAnsi="Consolas"/>
-          <w:color w:val="003366"/>
-          <w:sz w:val="18"/>
-        </w:rPr>
-      </w:r>
-      <w:r>
-        <w:rPr>
-          <w:rFonts w:ascii="Consolas" w:hAnsi="Consolas"/>
-          <w:color w:val="003366"/>
-          <w:sz w:val="18"/>
-        </w:rPr>
-      </w:r>
-      <w:r>
-        <w:rPr>
-          <w:rFonts w:ascii="Consolas" w:hAnsi="Consolas"/>
-          <w:color w:val="003366"/>
-          <w:sz w:val="18"/>
-        </w:rPr>
-      </w:r>
-      <w:r>
-        <w:rPr>
-          <w:rFonts w:ascii="Consolas" w:hAnsi="Consolas"/>
-          <w:color w:val="003366"/>
-          <w:sz w:val="18"/>
-        </w:rPr>
-      </w:r>
-      <w:r>
-        <w:rPr>
-          <w:rFonts w:ascii="Consolas" w:hAnsi="Consolas"/>
-          <w:color w:val="003366"/>
-          <w:sz w:val="18"/>
-        </w:rPr>
-      </w:r>
-      <w:r>
-        <w:rPr>
-          <w:rFonts w:ascii="Consolas" w:hAnsi="Consolas"/>
-          <w:color w:val="003366"/>
-          <w:sz w:val="18"/>
-        </w:rPr>
-      </w:r>
-      <w:r>
-        <w:rPr>
-          <w:rFonts w:ascii="Consolas" w:hAnsi="Consolas"/>
-          <w:color w:val="003366"/>
-          <w:sz w:val="18"/>
-        </w:rPr>
-      </w:r>
-      <w:r>
-        <w:rPr>
-          <w:rFonts w:ascii="Consolas" w:hAnsi="Consolas"/>
-          <w:color w:val="003366"/>
-          <w:sz w:val="18"/>
-        </w:rPr>
-      </w:r>
-      <w:r>
-        <w:rPr>
-          <w:rFonts w:ascii="Consolas" w:hAnsi="Consolas"/>
-          <w:color w:val="003366"/>
-          <w:sz w:val="18"/>
-        </w:rPr>
-      </w:r>
-      <w:r>
-        <w:rPr>
-          <w:rFonts w:ascii="Consolas" w:hAnsi="Consolas"/>
-          <w:color w:val="003366"/>
-          <w:sz w:val="18"/>
-        </w:rPr>
-      </w:r>
-      <w:r>
-        <w:rPr>
-          <w:rFonts w:ascii="Consolas" w:hAnsi="Consolas"/>
-          <w:color w:val="003366"/>
-          <w:sz w:val="18"/>
-        </w:rPr>
-      </w:r>
-      <w:r>
-        <w:rPr>
-          <w:rFonts w:ascii="Consolas" w:hAnsi="Consolas"/>
-          <w:color w:val="003366"/>
-          <w:sz w:val="18"/>
-        </w:rPr>
-      </w:r>
-      <w:r>
-        <w:rPr>
-          <w:rFonts w:ascii="Consolas" w:hAnsi="Consolas"/>
-          <w:color w:val="003366"/>
-          <w:sz w:val="18"/>
-        </w:rPr>
-      </w:r>
-      <w:r>
-        <w:rPr>
-          <w:rFonts w:ascii="Consolas" w:hAnsi="Consolas"/>
-          <w:color w:val="003366"/>
-          <w:sz w:val="18"/>
-        </w:rPr>
-      </w:r>
-      <w:r>
-        <w:rPr>
-          <w:rFonts w:ascii="Consolas" w:hAnsi="Consolas"/>
-          <w:color w:val="003366"/>
-          <w:sz w:val="18"/>
-        </w:rPr>
-      </w:r>
-      <w:r>
-        <w:rPr>
-          <w:rFonts w:ascii="Consolas" w:hAnsi="Consolas"/>
-          <w:color w:val="003366"/>
-          <w:sz w:val="18"/>
-        </w:rPr>
-      </w:r>
-      <w:r>
-        <w:rPr>
-          <w:rFonts w:ascii="Consolas" w:hAnsi="Consolas"/>
-          <w:color w:val="003366"/>
-          <w:sz w:val="18"/>
-        </w:rPr>
+        <w:t>下一</w:t>
+      </w:r>
+      <w:r>
+        <w:rPr>
+          <w:rFonts w:ascii="Consolas" w:hAnsi="Consolas"/>
+          <w:color w:val="003366"/>
+          <w:sz w:val="20"/>
+          <w:lang w:eastAsia="zh-CN"/>
+        </w:rPr>
+        <w:t>Cycle</w:t>
+      </w:r>
+      <w:r>
+        <w:rPr>
+          <w:rFonts w:ascii="Consolas" w:hAnsi="Consolas"/>
+          <w:color w:val="003366"/>
+          <w:sz w:val="20"/>
+          <w:lang w:eastAsia="zh-CN"/>
+        </w:rPr>
+        <w:t>提示词</w:t>
+      </w:r>
+      <w:r>
+        <w:rPr>
+          <w:rFonts w:ascii="Consolas" w:hAnsi="Consolas"/>
+          <w:color w:val="003366"/>
+          <w:sz w:val="20"/>
+          <w:lang w:eastAsia="zh-CN"/>
+        </w:rPr>
+        <w:t xml:space="preserve">: </w:t>
+      </w:r>
+      <w:r>
+        <w:rPr>
+          <w:rFonts w:ascii="Consolas" w:hAnsi="Consolas"/>
+          <w:color w:val="003366"/>
+          <w:sz w:val="20"/>
+          <w:lang w:eastAsia="zh-CN"/>
+        </w:rPr>
+        <w:t>请从文档中复制</w:t>
+      </w:r>
+      <w:r>
+        <w:rPr>
+          <w:rFonts w:ascii="Consolas" w:hAnsi="Consolas"/>
+          <w:color w:val="003366"/>
+          <w:sz w:val="20"/>
+          <w:lang w:eastAsia="zh-CN"/>
+        </w:rPr>
+        <w:t xml:space="preserve"> Cycle C4 </w:t>
+      </w:r>
+      <w:r>
+        <w:rPr>
+          <w:rFonts w:ascii="Consolas" w:hAnsi="Consolas"/>
+          <w:color w:val="003366"/>
+          <w:sz w:val="20"/>
+          <w:lang w:eastAsia="zh-CN"/>
+        </w:rPr>
+        <w:t>的「下一</w:t>
+      </w:r>
+      <w:r>
+        <w:rPr>
+          <w:rFonts w:ascii="Consolas" w:hAnsi="Consolas"/>
+          <w:color w:val="003366"/>
+          <w:sz w:val="20"/>
+          <w:lang w:eastAsia="zh-CN"/>
+        </w:rPr>
+        <w:t>Cycle</w:t>
+      </w:r>
+      <w:r>
+        <w:rPr>
+          <w:rFonts w:ascii="Consolas" w:hAnsi="Consolas"/>
+          <w:color w:val="003366"/>
+          <w:sz w:val="20"/>
+          <w:lang w:eastAsia="zh-CN"/>
+        </w:rPr>
+        <w:t>提示词」作为新对话的第一条消息。</w:t>
       </w:r>
     </w:p>
     <w:p>
@@ -12651,19 +12541,28 @@
           <w:b/>
           <w:lang w:eastAsia="zh-CN"/>
         </w:rPr>
-        <w:t>状态：✅  已完成(C4_v1)</w:t>
+        <w:t>状态：</w:t>
       </w:r>
       <w:r>
         <w:rPr>
           <w:b/>
           <w:lang w:eastAsia="zh-CN"/>
         </w:rPr>
+        <w:t xml:space="preserve">✅  </w:t>
       </w:r>
       <w:r>
         <w:rPr>
           <w:b/>
           <w:lang w:eastAsia="zh-CN"/>
         </w:rPr>
+        <w:t>已完成</w:t>
+      </w:r>
+      <w:r>
+        <w:rPr>
+          <w:b/>
+          <w:lang w:eastAsia="zh-CN"/>
+        </w:rPr>
+        <w:t>(C4_v1)</w:t>
       </w:r>
     </w:p>
     <w:p>
@@ -14904,14 +14803,21 @@
           <w:b/>
           <w:lang w:eastAsia="zh-CN"/>
         </w:rPr>
-        <w:t xml:space="preserve">⬜ </w:t>
+        <w:t xml:space="preserve">✅  </w:t>
       </w:r>
       <w:r>
         <w:rPr>
           <w:b/>
           <w:lang w:eastAsia="zh-CN"/>
         </w:rPr>
-        <w:t>未开始</w:t>
+        <w:t>已完成</w:t>
+      </w:r>
+      <w:r>
+        <w:rPr>
+          <w:b/>
+          <w:lang w:eastAsia="zh-CN"/>
+        </w:rPr>
+        <w:t>(C5_v1)</w:t>
       </w:r>
     </w:p>
     <w:p>
